--- a/Received/three/3, maths.docx
+++ b/Received/three/3, maths.docx
@@ -179,7 +179,7 @@
                           <a:avLst/>
                         </a:prstGeom>
                         <a:blipFill dpi="0" rotWithShape="1">
-                          <a:blip r:embed="rId7"/>
+                          <a:blip r:embed="rId8"/>
                           <a:srcRect/>
                           <a:stretch>
                             <a:fillRect/>
@@ -219,7 +219,7 @@
           <mc:Fallback>
             <w:pict>
               <v:rect w14:anchorId="1A3BD95D" id="Rectangle 1" o:spid="_x0000_s1026" style="position:absolute;margin-left:0;margin-top:.65pt;width:37.75pt;height:46.05pt;z-index:251984896;visibility:visible;mso-wrap-style:square;mso-width-percent:0;mso-height-percent:0;mso-wrap-distance-left:9pt;mso-wrap-distance-top:0;mso-wrap-distance-right:9pt;mso-wrap-distance-bottom:0;mso-position-horizontal:absolute;mso-position-horizontal-relative:margin;mso-position-vertical:absolute;mso-position-vertical-relative:text;mso-width-percent:0;mso-height-percent:0;mso-width-relative:margin;mso-height-relative:margin;v-text-anchor:middle" o:gfxdata="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" stroked="f" strokeweight="2pt">
-                <v:fill r:id="rId8" o:title="" recolor="t" rotate="t" type="frame"/>
+                <v:fill r:id="rId9" o:title="" recolor="t" rotate="t" type="frame"/>
                 <w10:wrap anchorx="margin"/>
               </v:rect>
             </w:pict>
@@ -271,25 +271,7 @@
           <w:b/>
           <w:szCs w:val="24"/>
         </w:rPr>
-        <w:t xml:space="preserve">Ratnanagar-7, </w:t>
-      </w:r>
-      <w:proofErr w:type="spellStart"/>
-      <w:r>
-        <w:rPr>
-          <w:rFonts w:ascii="Times New Roman" w:hAnsi="Times New Roman" w:cs="Times New Roman"/>
-          <w:b/>
-          <w:szCs w:val="24"/>
-        </w:rPr>
-        <w:t>Sauraha</w:t>
-      </w:r>
-      <w:proofErr w:type="spellEnd"/>
-      <w:r>
-        <w:rPr>
-          <w:rFonts w:ascii="Times New Roman" w:hAnsi="Times New Roman" w:cs="Times New Roman"/>
-          <w:b/>
-          <w:szCs w:val="24"/>
-        </w:rPr>
-        <w:t>, Chitwan</w:t>
+        <w:t>Ratnanagar-7, Sauraha, Chitwan</w:t>
       </w:r>
     </w:p>
     <w:p>
@@ -516,7 +498,7 @@
           <w:b/>
           <w:szCs w:val="24"/>
         </w:rPr>
-        <w:t xml:space="preserve"> </w:t>
+        <w:t xml:space="preserve"> 2 hrs.</w:t>
       </w:r>
       <w:r>
         <w:rPr>
@@ -524,7 +506,7 @@
           <w:b/>
           <w:szCs w:val="24"/>
         </w:rPr>
-        <w:t>2</w:t>
+        <w:tab/>
       </w:r>
       <w:r>
         <w:rPr>
@@ -532,7 +514,7 @@
           <w:b/>
           <w:szCs w:val="24"/>
         </w:rPr>
-        <w:t xml:space="preserve"> hr</w:t>
+        <w:tab/>
       </w:r>
       <w:r>
         <w:rPr>
@@ -540,7 +522,7 @@
           <w:b/>
           <w:szCs w:val="24"/>
         </w:rPr>
-        <w:t>s</w:t>
+        <w:tab/>
       </w:r>
       <w:r>
         <w:rPr>
@@ -548,7 +530,7 @@
           <w:b/>
           <w:szCs w:val="24"/>
         </w:rPr>
-        <w:t>.</w:t>
+        <w:tab/>
       </w:r>
       <w:r>
         <w:rPr>
@@ -570,38 +552,6 @@
         <w:rPr>
           <w:rFonts w:ascii="Times New Roman" w:hAnsi="Times New Roman" w:cs="Times New Roman"/>
           <w:b/>
-          <w:szCs w:val="24"/>
-        </w:rPr>
-        <w:tab/>
-      </w:r>
-      <w:r>
-        <w:rPr>
-          <w:rFonts w:ascii="Times New Roman" w:hAnsi="Times New Roman" w:cs="Times New Roman"/>
-          <w:b/>
-          <w:szCs w:val="24"/>
-        </w:rPr>
-        <w:tab/>
-      </w:r>
-      <w:r>
-        <w:rPr>
-          <w:rFonts w:ascii="Times New Roman" w:hAnsi="Times New Roman" w:cs="Times New Roman"/>
-          <w:b/>
-          <w:szCs w:val="24"/>
-        </w:rPr>
-        <w:tab/>
-      </w:r>
-      <w:r>
-        <w:rPr>
-          <w:rFonts w:ascii="Times New Roman" w:hAnsi="Times New Roman" w:cs="Times New Roman"/>
-          <w:b/>
-          <w:szCs w:val="24"/>
-        </w:rPr>
-        <w:tab/>
-      </w:r>
-      <w:r>
-        <w:rPr>
-          <w:rFonts w:ascii="Times New Roman" w:hAnsi="Times New Roman" w:cs="Times New Roman"/>
-          <w:b/>
           <w:sz w:val="28"/>
           <w:szCs w:val="28"/>
         </w:rPr>
@@ -614,16 +564,7 @@
           <w:sz w:val="28"/>
           <w:szCs w:val="28"/>
         </w:rPr>
-        <w:t xml:space="preserve"> </w:t>
-      </w:r>
-      <w:r>
-        <w:rPr>
-          <w:rFonts w:ascii="Times New Roman" w:hAnsi="Times New Roman" w:cs="Times New Roman"/>
-          <w:b/>
-          <w:sz w:val="28"/>
-          <w:szCs w:val="28"/>
-        </w:rPr>
-        <w:t>50</w:t>
+        <w:t xml:space="preserve"> 50</w:t>
       </w:r>
     </w:p>
     <w:p>
@@ -655,16 +596,7 @@
           <w:sz w:val="28"/>
           <w:szCs w:val="28"/>
         </w:rPr>
-        <w:t xml:space="preserve"> </w:t>
-      </w:r>
-      <w:r>
-        <w:rPr>
-          <w:rFonts w:ascii="Times New Roman" w:hAnsi="Times New Roman" w:cs="Times New Roman"/>
-          <w:b/>
-          <w:sz w:val="28"/>
-          <w:szCs w:val="28"/>
-        </w:rPr>
-        <w:t>Maths</w:t>
+        <w:t xml:space="preserve"> Maths</w:t>
       </w:r>
     </w:p>
     <w:tbl>
@@ -1224,23 +1156,13 @@
           <w:szCs w:val="28"/>
         </w:rPr>
       </w:pPr>
-      <w:proofErr w:type="spellStart"/>
-      <w:r>
-        <w:rPr>
-          <w:rFonts w:ascii="Times New Roman" w:hAnsi="Times New Roman" w:cs="Times New Roman"/>
-          <w:sz w:val="28"/>
-          <w:szCs w:val="28"/>
-        </w:rPr>
-        <w:t>i</w:t>
-      </w:r>
-      <w:proofErr w:type="spellEnd"/>
-      <w:r>
-        <w:rPr>
-          <w:rFonts w:ascii="Times New Roman" w:hAnsi="Times New Roman" w:cs="Times New Roman"/>
-          <w:sz w:val="28"/>
-          <w:szCs w:val="28"/>
-        </w:rPr>
-        <w:t>.</w:t>
+      <w:r>
+        <w:rPr>
+          <w:rFonts w:ascii="Times New Roman" w:hAnsi="Times New Roman" w:cs="Times New Roman"/>
+          <w:sz w:val="28"/>
+          <w:szCs w:val="28"/>
+        </w:rPr>
+        <w:t>i.</w:t>
       </w:r>
       <w:r>
         <w:rPr>
@@ -1430,23 +1352,13 @@
           <w:szCs w:val="28"/>
         </w:rPr>
       </w:pPr>
-      <w:proofErr w:type="spellStart"/>
-      <w:r>
-        <w:rPr>
-          <w:rFonts w:ascii="Times New Roman" w:hAnsi="Times New Roman" w:cs="Times New Roman"/>
-          <w:sz w:val="28"/>
-          <w:szCs w:val="28"/>
-        </w:rPr>
-        <w:t>i</w:t>
-      </w:r>
-      <w:proofErr w:type="spellEnd"/>
-      <w:r>
-        <w:rPr>
-          <w:rFonts w:ascii="Times New Roman" w:hAnsi="Times New Roman" w:cs="Times New Roman"/>
-          <w:sz w:val="28"/>
-          <w:szCs w:val="28"/>
-        </w:rPr>
-        <w:t>.</w:t>
+      <w:r>
+        <w:rPr>
+          <w:rFonts w:ascii="Times New Roman" w:hAnsi="Times New Roman" w:cs="Times New Roman"/>
+          <w:sz w:val="28"/>
+          <w:szCs w:val="28"/>
+        </w:rPr>
+        <w:t>i.</w:t>
       </w:r>
       <w:r>
         <w:rPr>
@@ -1660,23 +1572,13 @@
           <w:szCs w:val="28"/>
         </w:rPr>
       </w:pPr>
-      <w:proofErr w:type="spellStart"/>
-      <w:r>
-        <w:rPr>
-          <w:rFonts w:ascii="Times New Roman" w:hAnsi="Times New Roman" w:cs="Times New Roman"/>
-          <w:sz w:val="28"/>
-          <w:szCs w:val="28"/>
-        </w:rPr>
-        <w:t>i</w:t>
-      </w:r>
-      <w:proofErr w:type="spellEnd"/>
-      <w:r>
-        <w:rPr>
-          <w:rFonts w:ascii="Times New Roman" w:hAnsi="Times New Roman" w:cs="Times New Roman"/>
-          <w:sz w:val="28"/>
-          <w:szCs w:val="28"/>
-        </w:rPr>
-        <w:t>.</w:t>
+      <w:r>
+        <w:rPr>
+          <w:rFonts w:ascii="Times New Roman" w:hAnsi="Times New Roman" w:cs="Times New Roman"/>
+          <w:sz w:val="28"/>
+          <w:szCs w:val="28"/>
+        </w:rPr>
+        <w:t>i.</w:t>
       </w:r>
       <w:r>
         <w:rPr>
@@ -1874,23 +1776,13 @@
           <w:szCs w:val="28"/>
         </w:rPr>
       </w:pPr>
-      <w:proofErr w:type="spellStart"/>
-      <w:r>
-        <w:rPr>
-          <w:rFonts w:ascii="Times New Roman" w:hAnsi="Times New Roman" w:cs="Times New Roman"/>
-          <w:sz w:val="28"/>
-          <w:szCs w:val="28"/>
-        </w:rPr>
-        <w:t>i</w:t>
-      </w:r>
-      <w:proofErr w:type="spellEnd"/>
-      <w:r>
-        <w:rPr>
-          <w:rFonts w:ascii="Times New Roman" w:hAnsi="Times New Roman" w:cs="Times New Roman"/>
-          <w:sz w:val="28"/>
-          <w:szCs w:val="28"/>
-        </w:rPr>
-        <w:t>.</w:t>
+      <w:r>
+        <w:rPr>
+          <w:rFonts w:ascii="Times New Roman" w:hAnsi="Times New Roman" w:cs="Times New Roman"/>
+          <w:sz w:val="28"/>
+          <w:szCs w:val="28"/>
+        </w:rPr>
+        <w:t>i.</w:t>
       </w:r>
       <w:r>
         <w:rPr>
@@ -2104,23 +1996,13 @@
           <w:szCs w:val="28"/>
         </w:rPr>
       </w:pPr>
-      <w:proofErr w:type="spellStart"/>
-      <w:r>
-        <w:rPr>
-          <w:rFonts w:ascii="Times New Roman" w:hAnsi="Times New Roman" w:cs="Times New Roman"/>
-          <w:sz w:val="28"/>
-          <w:szCs w:val="28"/>
-        </w:rPr>
-        <w:t>i</w:t>
-      </w:r>
-      <w:proofErr w:type="spellEnd"/>
-      <w:r>
-        <w:rPr>
-          <w:rFonts w:ascii="Times New Roman" w:hAnsi="Times New Roman" w:cs="Times New Roman"/>
-          <w:sz w:val="28"/>
-          <w:szCs w:val="28"/>
-        </w:rPr>
-        <w:t>.</w:t>
+      <w:r>
+        <w:rPr>
+          <w:rFonts w:ascii="Times New Roman" w:hAnsi="Times New Roman" w:cs="Times New Roman"/>
+          <w:sz w:val="28"/>
+          <w:szCs w:val="28"/>
+        </w:rPr>
+        <w:t>i.</w:t>
       </w:r>
       <w:r>
         <w:rPr>
@@ -2302,23 +2184,13 @@
           <w:szCs w:val="28"/>
         </w:rPr>
       </w:pPr>
-      <w:proofErr w:type="spellStart"/>
-      <w:r>
-        <w:rPr>
-          <w:rFonts w:ascii="Times New Roman" w:hAnsi="Times New Roman" w:cs="Times New Roman"/>
-          <w:sz w:val="28"/>
-          <w:szCs w:val="28"/>
-        </w:rPr>
-        <w:t>i</w:t>
-      </w:r>
-      <w:proofErr w:type="spellEnd"/>
-      <w:r>
-        <w:rPr>
-          <w:rFonts w:ascii="Times New Roman" w:hAnsi="Times New Roman" w:cs="Times New Roman"/>
-          <w:sz w:val="28"/>
-          <w:szCs w:val="28"/>
-        </w:rPr>
-        <w:t>.</w:t>
+      <w:r>
+        <w:rPr>
+          <w:rFonts w:ascii="Times New Roman" w:hAnsi="Times New Roman" w:cs="Times New Roman"/>
+          <w:sz w:val="28"/>
+          <w:szCs w:val="28"/>
+        </w:rPr>
+        <w:t>i.</w:t>
       </w:r>
       <w:r>
         <w:rPr>
@@ -2500,23 +2372,13 @@
           <w:szCs w:val="28"/>
         </w:rPr>
       </w:pPr>
-      <w:proofErr w:type="spellStart"/>
-      <w:r>
-        <w:rPr>
-          <w:rFonts w:ascii="Times New Roman" w:hAnsi="Times New Roman" w:cs="Times New Roman"/>
-          <w:sz w:val="28"/>
-          <w:szCs w:val="28"/>
-        </w:rPr>
-        <w:t>i</w:t>
-      </w:r>
-      <w:proofErr w:type="spellEnd"/>
-      <w:r>
-        <w:rPr>
-          <w:rFonts w:ascii="Times New Roman" w:hAnsi="Times New Roman" w:cs="Times New Roman"/>
-          <w:sz w:val="28"/>
-          <w:szCs w:val="28"/>
-        </w:rPr>
-        <w:t>.</w:t>
+      <w:r>
+        <w:rPr>
+          <w:rFonts w:ascii="Times New Roman" w:hAnsi="Times New Roman" w:cs="Times New Roman"/>
+          <w:sz w:val="28"/>
+          <w:szCs w:val="28"/>
+        </w:rPr>
+        <w:t>i.</w:t>
       </w:r>
       <w:r>
         <w:rPr>
@@ -2706,23 +2568,13 @@
           <w:szCs w:val="28"/>
         </w:rPr>
       </w:pPr>
-      <w:proofErr w:type="spellStart"/>
-      <w:r>
-        <w:rPr>
-          <w:rFonts w:ascii="Times New Roman" w:hAnsi="Times New Roman" w:cs="Times New Roman"/>
-          <w:sz w:val="28"/>
-          <w:szCs w:val="28"/>
-        </w:rPr>
-        <w:t>i</w:t>
-      </w:r>
-      <w:proofErr w:type="spellEnd"/>
-      <w:r>
-        <w:rPr>
-          <w:rFonts w:ascii="Times New Roman" w:hAnsi="Times New Roman" w:cs="Times New Roman"/>
-          <w:sz w:val="28"/>
-          <w:szCs w:val="28"/>
-        </w:rPr>
-        <w:t>.</w:t>
+      <w:r>
+        <w:rPr>
+          <w:rFonts w:ascii="Times New Roman" w:hAnsi="Times New Roman" w:cs="Times New Roman"/>
+          <w:sz w:val="28"/>
+          <w:szCs w:val="28"/>
+        </w:rPr>
+        <w:t>i.</w:t>
       </w:r>
       <w:r>
         <w:rPr>
@@ -2830,23 +2682,13 @@
           <w:szCs w:val="28"/>
         </w:rPr>
       </w:pPr>
-      <w:proofErr w:type="spellStart"/>
-      <w:r>
-        <w:rPr>
-          <w:rFonts w:ascii="Times New Roman" w:hAnsi="Times New Roman" w:cs="Times New Roman"/>
-          <w:sz w:val="28"/>
-          <w:szCs w:val="28"/>
-        </w:rPr>
-        <w:t>i</w:t>
-      </w:r>
-      <w:proofErr w:type="spellEnd"/>
-      <w:r>
-        <w:rPr>
-          <w:rFonts w:ascii="Times New Roman" w:hAnsi="Times New Roman" w:cs="Times New Roman"/>
-          <w:sz w:val="28"/>
-          <w:szCs w:val="28"/>
-        </w:rPr>
-        <w:t>.</w:t>
+      <w:r>
+        <w:rPr>
+          <w:rFonts w:ascii="Times New Roman" w:hAnsi="Times New Roman" w:cs="Times New Roman"/>
+          <w:sz w:val="28"/>
+          <w:szCs w:val="28"/>
+        </w:rPr>
+        <w:t>i.</w:t>
       </w:r>
       <w:r>
         <w:rPr>
@@ -2882,23 +2724,13 @@
           <w:szCs w:val="28"/>
         </w:rPr>
       </w:pPr>
-      <w:proofErr w:type="spellStart"/>
-      <w:r>
-        <w:rPr>
-          <w:rFonts w:ascii="Times New Roman" w:hAnsi="Times New Roman" w:cs="Times New Roman"/>
-          <w:sz w:val="28"/>
-          <w:szCs w:val="28"/>
-        </w:rPr>
-        <w:t>i</w:t>
-      </w:r>
-      <w:proofErr w:type="spellEnd"/>
-      <w:r>
-        <w:rPr>
-          <w:rFonts w:ascii="Times New Roman" w:hAnsi="Times New Roman" w:cs="Times New Roman"/>
-          <w:sz w:val="28"/>
-          <w:szCs w:val="28"/>
-        </w:rPr>
-        <w:t>.</w:t>
+      <w:r>
+        <w:rPr>
+          <w:rFonts w:ascii="Times New Roman" w:hAnsi="Times New Roman" w:cs="Times New Roman"/>
+          <w:sz w:val="28"/>
+          <w:szCs w:val="28"/>
+        </w:rPr>
+        <w:t>i.</w:t>
       </w:r>
       <w:r>
         <w:rPr>
@@ -3056,23 +2888,13 @@
           <w:szCs w:val="28"/>
         </w:rPr>
       </w:pPr>
-      <w:proofErr w:type="spellStart"/>
-      <w:r>
-        <w:rPr>
-          <w:rFonts w:ascii="Times New Roman" w:hAnsi="Times New Roman" w:cs="Times New Roman"/>
-          <w:sz w:val="28"/>
-          <w:szCs w:val="28"/>
-        </w:rPr>
-        <w:t>i</w:t>
-      </w:r>
-      <w:proofErr w:type="spellEnd"/>
-      <w:r>
-        <w:rPr>
-          <w:rFonts w:ascii="Times New Roman" w:hAnsi="Times New Roman" w:cs="Times New Roman"/>
-          <w:sz w:val="28"/>
-          <w:szCs w:val="28"/>
-        </w:rPr>
-        <w:t>.</w:t>
+      <w:r>
+        <w:rPr>
+          <w:rFonts w:ascii="Times New Roman" w:hAnsi="Times New Roman" w:cs="Times New Roman"/>
+          <w:sz w:val="28"/>
+          <w:szCs w:val="28"/>
+        </w:rPr>
+        <w:t>i.</w:t>
       </w:r>
       <w:r>
         <w:rPr>
@@ -3479,7 +3301,27 @@
           <w:sz w:val="28"/>
           <w:szCs w:val="28"/>
         </w:rPr>
-        <w:t xml:space="preserve">Add the following </w:t>
+        <w:t>Add the following</w:t>
+      </w:r>
+      <w:r>
+        <w:rPr>
+          <w:rFonts w:ascii="Times New Roman" w:hAnsi="Times New Roman" w:cs="Times New Roman"/>
+          <w:b/>
+          <w:bCs/>
+          <w:sz w:val="28"/>
+          <w:szCs w:val="28"/>
+        </w:rPr>
+        <w:t>.</w:t>
+      </w:r>
+      <w:r>
+        <w:rPr>
+          <w:rFonts w:ascii="Times New Roman" w:hAnsi="Times New Roman" w:cs="Times New Roman"/>
+          <w:b/>
+          <w:bCs/>
+          <w:sz w:val="28"/>
+          <w:szCs w:val="28"/>
+        </w:rPr>
+        <w:t xml:space="preserve"> </w:t>
       </w:r>
     </w:p>
     <w:p>
@@ -3496,80 +3338,16 @@
           <w:sz w:val="28"/>
           <w:szCs w:val="28"/>
         </w:rPr>
-        <w:t xml:space="preserve">               </w:t>
-      </w:r>
-      <w:proofErr w:type="gramStart"/>
-      <w:r>
-        <w:rPr>
-          <w:rFonts w:ascii="Times New Roman" w:hAnsi="Times New Roman" w:cs="Times New Roman"/>
-          <w:sz w:val="28"/>
-          <w:szCs w:val="28"/>
-        </w:rPr>
-        <w:t>2  5</w:t>
-      </w:r>
-      <w:proofErr w:type="gramEnd"/>
-      <w:r>
-        <w:rPr>
-          <w:rFonts w:ascii="Times New Roman" w:hAnsi="Times New Roman" w:cs="Times New Roman"/>
-          <w:sz w:val="28"/>
-          <w:szCs w:val="28"/>
-        </w:rPr>
-        <w:t xml:space="preserve">  </w:t>
-      </w:r>
-      <w:proofErr w:type="gramStart"/>
-      <w:r>
-        <w:rPr>
-          <w:rFonts w:ascii="Times New Roman" w:hAnsi="Times New Roman" w:cs="Times New Roman"/>
-          <w:sz w:val="28"/>
-          <w:szCs w:val="28"/>
-        </w:rPr>
-        <w:t xml:space="preserve">6  </w:t>
-      </w:r>
-      <w:r>
-        <w:rPr>
-          <w:rFonts w:ascii="Times New Roman" w:hAnsi="Times New Roman" w:cs="Times New Roman"/>
-          <w:sz w:val="28"/>
-          <w:szCs w:val="28"/>
-        </w:rPr>
-        <w:t>7</w:t>
-      </w:r>
-      <w:proofErr w:type="gramEnd"/>
-      <w:r>
-        <w:rPr>
-          <w:rFonts w:ascii="Times New Roman" w:hAnsi="Times New Roman" w:cs="Times New Roman"/>
-          <w:sz w:val="28"/>
-          <w:szCs w:val="28"/>
-        </w:rPr>
-        <w:t xml:space="preserve">                                         </w:t>
-      </w:r>
-      <w:proofErr w:type="gramStart"/>
-      <w:r>
-        <w:rPr>
-          <w:rFonts w:ascii="Times New Roman" w:hAnsi="Times New Roman" w:cs="Times New Roman"/>
-          <w:sz w:val="28"/>
-          <w:szCs w:val="28"/>
-        </w:rPr>
-        <w:t>3  0</w:t>
-      </w:r>
-      <w:proofErr w:type="gramEnd"/>
-      <w:r>
-        <w:rPr>
-          <w:rFonts w:ascii="Times New Roman" w:hAnsi="Times New Roman" w:cs="Times New Roman"/>
-          <w:sz w:val="28"/>
-          <w:szCs w:val="28"/>
-        </w:rPr>
-        <w:t xml:space="preserve">  </w:t>
-      </w:r>
-      <w:proofErr w:type="gramStart"/>
-      <w:r>
-        <w:rPr>
-          <w:rFonts w:ascii="Times New Roman" w:hAnsi="Times New Roman" w:cs="Times New Roman"/>
-          <w:sz w:val="28"/>
-          <w:szCs w:val="28"/>
-        </w:rPr>
-        <w:t>7  5</w:t>
-      </w:r>
-      <w:proofErr w:type="gramEnd"/>
+        <w:t xml:space="preserve">               2  5  6  </w:t>
+      </w:r>
+      <w:r>
+        <w:rPr>
+          <w:rFonts w:ascii="Times New Roman" w:hAnsi="Times New Roman" w:cs="Times New Roman"/>
+          <w:sz w:val="28"/>
+          <w:szCs w:val="28"/>
+        </w:rPr>
+        <w:t>7                                         3  0  7  5</w:t>
+      </w:r>
       <w:r>
         <w:rPr>
           <w:rFonts w:ascii="Times New Roman" w:hAnsi="Times New Roman" w:cs="Times New Roman"/>
@@ -3597,16 +3375,16 @@
         <mc:AlternateContent>
           <mc:Choice Requires="wps">
             <w:drawing>
-              <wp:anchor distT="0" distB="0" distL="114300" distR="114300" simplePos="0" relativeHeight="251387904" behindDoc="0" locked="0" layoutInCell="1" allowOverlap="1" wp14:anchorId="27423C23" wp14:editId="31363CAC">
+              <wp:anchor distT="0" distB="0" distL="114300" distR="114300" simplePos="0" relativeHeight="251387904" behindDoc="0" locked="0" layoutInCell="1" allowOverlap="1" wp14:anchorId="27423C23" wp14:editId="5338E068">
                 <wp:simplePos x="0" y="0"/>
                 <wp:positionH relativeFrom="column">
-                  <wp:posOffset>2924505</wp:posOffset>
+                  <wp:posOffset>2828925</wp:posOffset>
                 </wp:positionH>
                 <wp:positionV relativeFrom="paragraph">
-                  <wp:posOffset>191821</wp:posOffset>
+                  <wp:posOffset>239395</wp:posOffset>
                 </wp:positionV>
-                <wp:extent cx="932688" cy="307238"/>
-                <wp:effectExtent l="0" t="0" r="20320" b="17145"/>
+                <wp:extent cx="1219200" cy="344805"/>
+                <wp:effectExtent l="0" t="0" r="19050" b="17145"/>
                 <wp:wrapNone/>
                 <wp:docPr id="4" name="Rectangle 4"/>
                 <wp:cNvGraphicFramePr/>
@@ -3617,7 +3395,7 @@
                       <wps:spPr>
                         <a:xfrm>
                           <a:off x="0" y="0"/>
-                          <a:ext cx="932688" cy="307238"/>
+                          <a:ext cx="1219200" cy="344805"/>
                         </a:xfrm>
                         <a:prstGeom prst="rect">
                           <a:avLst/>
@@ -3654,12 +3432,18 @@
                     </wps:wsp>
                   </a:graphicData>
                 </a:graphic>
+                <wp14:sizeRelH relativeFrom="margin">
+                  <wp14:pctWidth>0</wp14:pctWidth>
+                </wp14:sizeRelH>
+                <wp14:sizeRelV relativeFrom="margin">
+                  <wp14:pctHeight>0</wp14:pctHeight>
+                </wp14:sizeRelV>
               </wp:anchor>
             </w:drawing>
           </mc:Choice>
           <mc:Fallback>
             <w:pict>
-              <v:rect w14:anchorId="60B2A88A" id="Rectangle 4" o:spid="_x0000_s1026" style="position:absolute;margin-left:230.3pt;margin-top:15.1pt;width:73.45pt;height:24.2pt;z-index:251387904;visibility:visible;mso-wrap-style:square;mso-wrap-distance-left:9pt;mso-wrap-distance-top:0;mso-wrap-distance-right:9pt;mso-wrap-distance-bottom:0;mso-position-horizontal:absolute;mso-position-horizontal-relative:text;mso-position-vertical:absolute;mso-position-vertical-relative:text;v-text-anchor:middle" o:gfxdata="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" filled="f" strokecolor="black [3213]" strokeweight="1pt"/>
+              <v:rect w14:anchorId="303A60DC" id="Rectangle 4" o:spid="_x0000_s1026" style="position:absolute;margin-left:222.75pt;margin-top:18.85pt;width:96pt;height:27.15pt;z-index:251387904;visibility:visible;mso-wrap-style:square;mso-width-percent:0;mso-height-percent:0;mso-wrap-distance-left:9pt;mso-wrap-distance-top:0;mso-wrap-distance-right:9pt;mso-wrap-distance-bottom:0;mso-position-horizontal:absolute;mso-position-horizontal-relative:text;mso-position-vertical:absolute;mso-position-vertical-relative:text;mso-width-percent:0;mso-height-percent:0;mso-width-relative:margin;mso-height-relative:margin;v-text-anchor:middle" o:gfxdata="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" filled="f" strokecolor="black [3213]" strokeweight="1pt"/>
             </w:pict>
           </mc:Fallback>
         </mc:AlternateContent>
@@ -3674,16 +3458,97 @@
         <mc:AlternateContent>
           <mc:Choice Requires="wps">
             <w:drawing>
-              <wp:anchor distT="0" distB="0" distL="114300" distR="114300" simplePos="0" relativeHeight="251382784" behindDoc="0" locked="0" layoutInCell="1" allowOverlap="1" wp14:anchorId="210B17D7" wp14:editId="0EB49666">
+              <wp:anchor distT="0" distB="0" distL="114300" distR="114300" simplePos="0" relativeHeight="251376640" behindDoc="0" locked="0" layoutInCell="1" allowOverlap="1" wp14:anchorId="711532F7" wp14:editId="44FAB5F6">
                 <wp:simplePos x="0" y="0"/>
                 <wp:positionH relativeFrom="column">
-                  <wp:posOffset>479146</wp:posOffset>
+                  <wp:posOffset>2838450</wp:posOffset>
                 </wp:positionH>
                 <wp:positionV relativeFrom="paragraph">
-                  <wp:posOffset>193091</wp:posOffset>
+                  <wp:posOffset>58420</wp:posOffset>
                 </wp:positionV>
-                <wp:extent cx="932688" cy="307238"/>
-                <wp:effectExtent l="0" t="0" r="20320" b="17145"/>
+                <wp:extent cx="131445" cy="113030"/>
+                <wp:effectExtent l="0" t="0" r="20955" b="20320"/>
+                <wp:wrapNone/>
+                <wp:docPr id="2" name="Plus Sign 2"/>
+                <wp:cNvGraphicFramePr/>
+                <a:graphic xmlns:a="http://schemas.openxmlformats.org/drawingml/2006/main">
+                  <a:graphicData uri="http://schemas.microsoft.com/office/word/2010/wordprocessingShape">
+                    <wps:wsp>
+                      <wps:cNvSpPr/>
+                      <wps:spPr>
+                        <a:xfrm>
+                          <a:off x="0" y="0"/>
+                          <a:ext cx="131445" cy="113030"/>
+                        </a:xfrm>
+                        <a:prstGeom prst="mathPlus">
+                          <a:avLst/>
+                        </a:prstGeom>
+                        <a:noFill/>
+                      </wps:spPr>
+                      <wps:style>
+                        <a:lnRef idx="2">
+                          <a:schemeClr val="dk1">
+                            <a:shade val="50000"/>
+                          </a:schemeClr>
+                        </a:lnRef>
+                        <a:fillRef idx="1">
+                          <a:schemeClr val="dk1"/>
+                        </a:fillRef>
+                        <a:effectRef idx="0">
+                          <a:schemeClr val="dk1"/>
+                        </a:effectRef>
+                        <a:fontRef idx="minor">
+                          <a:schemeClr val="lt1"/>
+                        </a:fontRef>
+                      </wps:style>
+                      <wps:bodyPr rot="0" spcFirstLastPara="0" vertOverflow="overflow" horzOverflow="overflow" vert="horz" wrap="square" lIns="91440" tIns="45720" rIns="91440" bIns="45720" numCol="1" spcCol="0" rtlCol="0" fromWordArt="0" anchor="ctr" anchorCtr="0" forceAA="0" compatLnSpc="1">
+                        <a:prstTxWarp prst="textNoShape">
+                          <a:avLst/>
+                        </a:prstTxWarp>
+                        <a:noAutofit/>
+                      </wps:bodyPr>
+                    </wps:wsp>
+                  </a:graphicData>
+                </a:graphic>
+                <wp14:sizeRelH relativeFrom="margin">
+                  <wp14:pctWidth>0</wp14:pctWidth>
+                </wp14:sizeRelH>
+                <wp14:sizeRelV relativeFrom="margin">
+                  <wp14:pctHeight>0</wp14:pctHeight>
+                </wp14:sizeRelV>
+              </wp:anchor>
+            </w:drawing>
+          </mc:Choice>
+          <mc:Fallback>
+            <w:pict>
+              <v:shape w14:anchorId="5EA0170C" id="Plus Sign 2" o:spid="_x0000_s1026" style="position:absolute;margin-left:223.5pt;margin-top:4.6pt;width:10.35pt;height:8.9pt;z-index:251376640;visibility:visible;mso-wrap-style:square;mso-width-percent:0;mso-height-percent:0;mso-wrap-distance-left:9pt;mso-wrap-distance-top:0;mso-wrap-distance-right:9pt;mso-wrap-distance-bottom:0;mso-position-horizontal:absolute;mso-position-horizontal-relative:text;mso-position-vertical:absolute;mso-position-vertical-relative:text;mso-width-percent:0;mso-height-percent:0;mso-width-relative:margin;mso-height-relative:margin;v-text-anchor:middle" coordsize="131445,113030" o:gfxdata="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" path="m17423,43223r35007,l52430,14982r26585,l79015,43223r35007,l114022,69807r-35007,l79015,98048r-26585,l52430,69807r-35007,l17423,43223xe" filled="f" strokecolor="black [1600]" strokeweight="1pt">
+                <v:stroke joinstyle="miter"/>
+                <v:path arrowok="t" o:connecttype="custom" o:connectlocs="17423,43223;52430,43223;52430,14982;79015,14982;79015,43223;114022,43223;114022,69807;79015,69807;79015,98048;52430,98048;52430,69807;17423,69807;17423,43223" o:connectangles="0,0,0,0,0,0,0,0,0,0,0,0,0"/>
+              </v:shape>
+            </w:pict>
+          </mc:Fallback>
+        </mc:AlternateContent>
+      </w:r>
+      <w:r>
+        <w:rPr>
+          <w:rFonts w:ascii="Times New Roman" w:hAnsi="Times New Roman" w:cs="Times New Roman"/>
+          <w:noProof/>
+          <w:sz w:val="28"/>
+          <w:szCs w:val="28"/>
+        </w:rPr>
+        <mc:AlternateContent>
+          <mc:Choice Requires="wps">
+            <w:drawing>
+              <wp:anchor distT="0" distB="0" distL="114300" distR="114300" simplePos="0" relativeHeight="251382784" behindDoc="0" locked="0" layoutInCell="1" allowOverlap="1" wp14:anchorId="210B17D7" wp14:editId="4D2A5B90">
+                <wp:simplePos x="0" y="0"/>
+                <wp:positionH relativeFrom="column">
+                  <wp:posOffset>457200</wp:posOffset>
+                </wp:positionH>
+                <wp:positionV relativeFrom="paragraph">
+                  <wp:posOffset>229870</wp:posOffset>
+                </wp:positionV>
+                <wp:extent cx="1181100" cy="306705"/>
+                <wp:effectExtent l="0" t="0" r="19050" b="17145"/>
                 <wp:wrapNone/>
                 <wp:docPr id="3" name="Rectangle 3"/>
                 <wp:cNvGraphicFramePr/>
@@ -3694,7 +3559,7 @@
                       <wps:spPr>
                         <a:xfrm>
                           <a:off x="0" y="0"/>
-                          <a:ext cx="932688" cy="307238"/>
+                          <a:ext cx="1181100" cy="306705"/>
                         </a:xfrm>
                         <a:prstGeom prst="rect">
                           <a:avLst/>
@@ -3731,12 +3596,18 @@
                     </wps:wsp>
                   </a:graphicData>
                 </a:graphic>
+                <wp14:sizeRelH relativeFrom="margin">
+                  <wp14:pctWidth>0</wp14:pctWidth>
+                </wp14:sizeRelH>
+                <wp14:sizeRelV relativeFrom="margin">
+                  <wp14:pctHeight>0</wp14:pctHeight>
+                </wp14:sizeRelV>
               </wp:anchor>
             </w:drawing>
           </mc:Choice>
           <mc:Fallback>
             <w:pict>
-              <v:rect w14:anchorId="42F8237A" id="Rectangle 3" o:spid="_x0000_s1026" style="position:absolute;margin-left:37.75pt;margin-top:15.2pt;width:73.45pt;height:24.2pt;z-index:251382784;visibility:visible;mso-wrap-style:square;mso-wrap-distance-left:9pt;mso-wrap-distance-top:0;mso-wrap-distance-right:9pt;mso-wrap-distance-bottom:0;mso-position-horizontal:absolute;mso-position-horizontal-relative:text;mso-position-vertical:absolute;mso-position-vertical-relative:text;v-text-anchor:middle" o:gfxdata="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" filled="f" strokecolor="black [3213]" strokeweight="1pt"/>
+              <v:rect w14:anchorId="618C603C" id="Rectangle 3" o:spid="_x0000_s1026" style="position:absolute;margin-left:36pt;margin-top:18.1pt;width:93pt;height:24.15pt;z-index:251382784;visibility:visible;mso-wrap-style:square;mso-width-percent:0;mso-height-percent:0;mso-wrap-distance-left:9pt;mso-wrap-distance-top:0;mso-wrap-distance-right:9pt;mso-wrap-distance-bottom:0;mso-position-horizontal:absolute;mso-position-horizontal-relative:text;mso-position-vertical:absolute;mso-position-vertical-relative:text;mso-width-percent:0;mso-height-percent:0;mso-width-relative:margin;mso-height-relative:margin;v-text-anchor:middle" o:gfxdata="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" filled="f" strokecolor="black [3213]" strokeweight="1pt"/>
             </w:pict>
           </mc:Fallback>
         </mc:AlternateContent>
@@ -3751,18 +3622,18 @@
         <mc:AlternateContent>
           <mc:Choice Requires="wps">
             <w:drawing>
-              <wp:anchor distT="0" distB="0" distL="114300" distR="114300" simplePos="0" relativeHeight="251376640" behindDoc="0" locked="0" layoutInCell="1" allowOverlap="1" wp14:anchorId="711532F7" wp14:editId="533C5E46">
+              <wp:anchor distT="0" distB="0" distL="114300" distR="114300" simplePos="0" relativeHeight="251372544" behindDoc="0" locked="0" layoutInCell="1" allowOverlap="1" wp14:anchorId="79B86C08" wp14:editId="03C8E61D">
                 <wp:simplePos x="0" y="0"/>
                 <wp:positionH relativeFrom="column">
-                  <wp:posOffset>2935478</wp:posOffset>
+                  <wp:posOffset>333375</wp:posOffset>
                 </wp:positionH>
                 <wp:positionV relativeFrom="paragraph">
-                  <wp:posOffset>59919</wp:posOffset>
+                  <wp:posOffset>67945</wp:posOffset>
                 </wp:positionV>
-                <wp:extent cx="131673" cy="113385"/>
+                <wp:extent cx="131445" cy="113030"/>
                 <wp:effectExtent l="0" t="0" r="20955" b="20320"/>
                 <wp:wrapNone/>
-                <wp:docPr id="2" name="Plus Sign 2"/>
+                <wp:docPr id="1" name="Plus Sign 1"/>
                 <wp:cNvGraphicFramePr/>
                 <a:graphic xmlns:a="http://schemas.openxmlformats.org/drawingml/2006/main">
                   <a:graphicData uri="http://schemas.microsoft.com/office/word/2010/wordprocessingShape">
@@ -3771,11 +3642,12 @@
                       <wps:spPr>
                         <a:xfrm>
                           <a:off x="0" y="0"/>
-                          <a:ext cx="131673" cy="113385"/>
+                          <a:ext cx="131445" cy="113030"/>
                         </a:xfrm>
                         <a:prstGeom prst="mathPlus">
                           <a:avLst/>
                         </a:prstGeom>
+                        <a:noFill/>
                       </wps:spPr>
                       <wps:style>
                         <a:lnRef idx="2">
@@ -3807,9 +3679,9 @@
           </mc:Choice>
           <mc:Fallback>
             <w:pict>
-              <v:shape w14:anchorId="0888F9C3" id="Plus Sign 2" o:spid="_x0000_s1026" style="position:absolute;margin-left:231.15pt;margin-top:4.7pt;width:10.35pt;height:8.95pt;z-index:251376640;visibility:visible;mso-wrap-style:square;mso-wrap-distance-left:9pt;mso-wrap-distance-top:0;mso-wrap-distance-right:9pt;mso-wrap-distance-bottom:0;mso-position-horizontal:absolute;mso-position-horizontal-relative:text;mso-position-vertical:absolute;mso-position-vertical-relative:text;v-text-anchor:middle" coordsize="131673,113385" o:gfxdata="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" path="m17453,43358r35049,l52502,15029r26669,l79171,43358r35049,l114220,70027r-35049,l79171,98356r-26669,l52502,70027r-35049,l17453,43358xe" fillcolor="black [3200]" strokecolor="black [1600]" strokeweight="1pt">
+              <v:shape w14:anchorId="13D3F198" id="Plus Sign 1" o:spid="_x0000_s1026" style="position:absolute;margin-left:26.25pt;margin-top:5.35pt;width:10.35pt;height:8.9pt;z-index:251372544;visibility:visible;mso-wrap-style:square;mso-wrap-distance-left:9pt;mso-wrap-distance-top:0;mso-wrap-distance-right:9pt;mso-wrap-distance-bottom:0;mso-position-horizontal:absolute;mso-position-horizontal-relative:text;mso-position-vertical:absolute;mso-position-vertical-relative:text;v-text-anchor:middle" coordsize="131445,113030" o:gfxdata="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" path="m17423,43223r35007,l52430,14982r26585,l79015,43223r35007,l114022,69807r-35007,l79015,98048r-26585,l52430,69807r-35007,l17423,43223xe" filled="f" strokecolor="black [1600]" strokeweight="1pt">
                 <v:stroke joinstyle="miter"/>
-                <v:path arrowok="t" o:connecttype="custom" o:connectlocs="17453,43358;52502,43358;52502,15029;79171,15029;79171,43358;114220,43358;114220,70027;79171,70027;79171,98356;52502,98356;52502,70027;17453,70027;17453,43358" o:connectangles="0,0,0,0,0,0,0,0,0,0,0,0,0"/>
+                <v:path arrowok="t" o:connecttype="custom" o:connectlocs="17423,43223;52430,43223;52430,14982;79015,14982;79015,43223;114022,43223;114022,69807;79015,69807;79015,98048;52430,98048;52430,69807;17423,69807;17423,43223" o:connectangles="0,0,0,0,0,0,0,0,0,0,0,0,0"/>
               </v:shape>
             </w:pict>
           </mc:Fallback>
@@ -3818,6 +3690,120 @@
       <w:r>
         <w:rPr>
           <w:rFonts w:ascii="Times New Roman" w:hAnsi="Times New Roman" w:cs="Times New Roman"/>
+          <w:sz w:val="28"/>
+          <w:szCs w:val="28"/>
+        </w:rPr>
+        <w:t xml:space="preserve">               9  9  9  9                                         6  6  7  8</w:t>
+      </w:r>
+    </w:p>
+    <w:p>
+      <w:pPr>
+        <w:rPr>
+          <w:rFonts w:ascii="Times New Roman" w:hAnsi="Times New Roman" w:cs="Times New Roman"/>
+          <w:sz w:val="28"/>
+          <w:szCs w:val="28"/>
+        </w:rPr>
+      </w:pPr>
+    </w:p>
+    <w:p>
+      <w:pPr>
+        <w:rPr>
+          <w:rFonts w:ascii="Times New Roman" w:hAnsi="Times New Roman" w:cs="Times New Roman"/>
+          <w:b/>
+          <w:bCs/>
+          <w:sz w:val="28"/>
+          <w:szCs w:val="28"/>
+        </w:rPr>
+      </w:pPr>
+      <w:r>
+        <w:rPr>
+          <w:rFonts w:ascii="Times New Roman" w:hAnsi="Times New Roman" w:cs="Times New Roman"/>
+          <w:b/>
+          <w:bCs/>
+          <w:sz w:val="28"/>
+          <w:szCs w:val="28"/>
+        </w:rPr>
+        <w:t>4</w:t>
+      </w:r>
+      <w:r>
+        <w:rPr>
+          <w:rFonts w:ascii="Times New Roman" w:hAnsi="Times New Roman" w:cs="Times New Roman"/>
+          <w:b/>
+          <w:bCs/>
+          <w:sz w:val="28"/>
+          <w:szCs w:val="28"/>
+        </w:rPr>
+        <w:t>.</w:t>
+      </w:r>
+      <w:r>
+        <w:rPr>
+          <w:rFonts w:ascii="Times New Roman" w:hAnsi="Times New Roman" w:cs="Times New Roman"/>
+          <w:b/>
+          <w:bCs/>
+          <w:sz w:val="28"/>
+          <w:szCs w:val="28"/>
+        </w:rPr>
+        <w:t xml:space="preserve"> </w:t>
+      </w:r>
+      <w:r>
+        <w:rPr>
+          <w:rFonts w:ascii="Times New Roman" w:hAnsi="Times New Roman" w:cs="Times New Roman"/>
+          <w:b/>
+          <w:bCs/>
+          <w:sz w:val="28"/>
+          <w:szCs w:val="28"/>
+        </w:rPr>
+        <w:t>Subtract the following</w:t>
+      </w:r>
+      <w:r>
+        <w:rPr>
+          <w:rFonts w:ascii="Times New Roman" w:hAnsi="Times New Roman" w:cs="Times New Roman"/>
+          <w:b/>
+          <w:bCs/>
+          <w:sz w:val="28"/>
+          <w:szCs w:val="28"/>
+        </w:rPr>
+        <w:t>.</w:t>
+      </w:r>
+      <w:r>
+        <w:rPr>
+          <w:rFonts w:ascii="Times New Roman" w:hAnsi="Times New Roman" w:cs="Times New Roman"/>
+          <w:b/>
+          <w:bCs/>
+          <w:sz w:val="28"/>
+          <w:szCs w:val="28"/>
+        </w:rPr>
+        <w:t xml:space="preserve"> </w:t>
+      </w:r>
+    </w:p>
+    <w:p>
+      <w:pPr>
+        <w:rPr>
+          <w:rFonts w:ascii="Times New Roman" w:hAnsi="Times New Roman" w:cs="Times New Roman"/>
+          <w:sz w:val="28"/>
+          <w:szCs w:val="28"/>
+        </w:rPr>
+      </w:pPr>
+      <w:r>
+        <w:rPr>
+          <w:rFonts w:ascii="Times New Roman" w:hAnsi="Times New Roman" w:cs="Times New Roman"/>
+          <w:sz w:val="28"/>
+          <w:szCs w:val="28"/>
+        </w:rPr>
+        <w:t xml:space="preserve">               5  0  9  4                                        2  3  8  4</w:t>
+      </w:r>
+    </w:p>
+    <w:p>
+      <w:pPr>
+        <w:rPr>
+          <w:rFonts w:ascii="Times New Roman" w:hAnsi="Times New Roman" w:cs="Times New Roman"/>
+          <w:sz w:val="28"/>
+          <w:szCs w:val="28"/>
+        </w:rPr>
+      </w:pPr>
+      <w:r>
+        <w:rPr>
+          <w:rFonts w:ascii="Times New Roman" w:hAnsi="Times New Roman" w:cs="Times New Roman"/>
           <w:noProof/>
           <w:sz w:val="28"/>
           <w:szCs w:val="28"/>
@@ -3825,18 +3811,18 @@
         <mc:AlternateContent>
           <mc:Choice Requires="wps">
             <w:drawing>
-              <wp:anchor distT="0" distB="0" distL="114300" distR="114300" simplePos="0" relativeHeight="251372544" behindDoc="0" locked="0" layoutInCell="1" allowOverlap="1" wp14:anchorId="79B86C08" wp14:editId="43AE26F4">
+              <wp:anchor distT="0" distB="0" distL="114300" distR="114300" simplePos="0" relativeHeight="251388928" behindDoc="0" locked="0" layoutInCell="1" allowOverlap="1" wp14:anchorId="2A1D9C04" wp14:editId="67738FE5">
                 <wp:simplePos x="0" y="0"/>
                 <wp:positionH relativeFrom="column">
-                  <wp:posOffset>478714</wp:posOffset>
+                  <wp:posOffset>2788285</wp:posOffset>
                 </wp:positionH>
                 <wp:positionV relativeFrom="paragraph">
-                  <wp:posOffset>50139</wp:posOffset>
+                  <wp:posOffset>107315</wp:posOffset>
                 </wp:positionV>
-                <wp:extent cx="131673" cy="113385"/>
-                <wp:effectExtent l="0" t="0" r="20955" b="20320"/>
+                <wp:extent cx="148952" cy="49650"/>
+                <wp:effectExtent l="0" t="0" r="3810" b="7620"/>
                 <wp:wrapNone/>
-                <wp:docPr id="1" name="Plus Sign 1"/>
+                <wp:docPr id="5" name="Minus Sign 5"/>
                 <wp:cNvGraphicFramePr/>
                 <a:graphic xmlns:a="http://schemas.openxmlformats.org/drawingml/2006/main">
                   <a:graphicData uri="http://schemas.microsoft.com/office/word/2010/wordprocessingShape">
@@ -3845,11 +3831,12 @@
                       <wps:spPr>
                         <a:xfrm>
                           <a:off x="0" y="0"/>
-                          <a:ext cx="131673" cy="113385"/>
+                          <a:ext cx="148952" cy="49650"/>
                         </a:xfrm>
-                        <a:prstGeom prst="mathPlus">
+                        <a:prstGeom prst="mathMinus">
                           <a:avLst/>
                         </a:prstGeom>
+                        <a:noFill/>
                       </wps:spPr>
                       <wps:style>
                         <a:lnRef idx="2">
@@ -3881,9 +3868,9 @@
           </mc:Choice>
           <mc:Fallback>
             <w:pict>
-              <v:shape w14:anchorId="518809A0" id="Plus Sign 1" o:spid="_x0000_s1026" style="position:absolute;margin-left:37.7pt;margin-top:3.95pt;width:10.35pt;height:8.95pt;z-index:251372544;visibility:visible;mso-wrap-style:square;mso-wrap-distance-left:9pt;mso-wrap-distance-top:0;mso-wrap-distance-right:9pt;mso-wrap-distance-bottom:0;mso-position-horizontal:absolute;mso-position-horizontal-relative:text;mso-position-vertical:absolute;mso-position-vertical-relative:text;v-text-anchor:middle" coordsize="131673,113385" o:gfxdata="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" path="m17453,43358r35049,l52502,15029r26669,l79171,43358r35049,l114220,70027r-35049,l79171,98356r-26669,l52502,70027r-35049,l17453,43358xe" fillcolor="black [3200]" strokecolor="black [1600]" strokeweight="1pt">
+              <v:shape w14:anchorId="2ACE418F" id="Minus Sign 5" o:spid="_x0000_s1026" style="position:absolute;margin-left:219.55pt;margin-top:8.45pt;width:11.75pt;height:3.9pt;z-index:251388928;visibility:visible;mso-wrap-style:square;mso-wrap-distance-left:9pt;mso-wrap-distance-top:0;mso-wrap-distance-right:9pt;mso-wrap-distance-bottom:0;mso-position-horizontal:absolute;mso-position-horizontal-relative:text;mso-position-vertical:absolute;mso-position-vertical-relative:text;v-text-anchor:middle" coordsize="148952,49650" o:gfxdata="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" path="m19744,18986r109464,l129208,30664r-109464,l19744,18986xe" filled="f" strokecolor="black [1600]" strokeweight="1pt">
                 <v:stroke joinstyle="miter"/>
-                <v:path arrowok="t" o:connecttype="custom" o:connectlocs="17453,43358;52502,43358;52502,15029;79171,15029;79171,43358;114220,43358;114220,70027;79171,70027;79171,98356;52502,98356;52502,70027;17453,70027;17453,43358" o:connectangles="0,0,0,0,0,0,0,0,0,0,0,0,0"/>
+                <v:path arrowok="t" o:connecttype="custom" o:connectlocs="19744,18986;129208,18986;129208,30664;19744,30664;19744,18986" o:connectangles="0,0,0,0,0"/>
               </v:shape>
             </w:pict>
           </mc:Fallback>
@@ -3892,225 +3879,78 @@
       <w:r>
         <w:rPr>
           <w:rFonts w:ascii="Times New Roman" w:hAnsi="Times New Roman" w:cs="Times New Roman"/>
-          <w:sz w:val="28"/>
-          <w:szCs w:val="28"/>
-        </w:rPr>
-        <w:t xml:space="preserve">               </w:t>
-      </w:r>
-      <w:proofErr w:type="gramStart"/>
-      <w:r>
-        <w:rPr>
-          <w:rFonts w:ascii="Times New Roman" w:hAnsi="Times New Roman" w:cs="Times New Roman"/>
-          <w:sz w:val="28"/>
-          <w:szCs w:val="28"/>
-        </w:rPr>
-        <w:t>9  9</w:t>
-      </w:r>
-      <w:proofErr w:type="gramEnd"/>
-      <w:r>
-        <w:rPr>
-          <w:rFonts w:ascii="Times New Roman" w:hAnsi="Times New Roman" w:cs="Times New Roman"/>
-          <w:sz w:val="28"/>
-          <w:szCs w:val="28"/>
-        </w:rPr>
-        <w:t xml:space="preserve">  </w:t>
-      </w:r>
-      <w:proofErr w:type="gramStart"/>
-      <w:r>
-        <w:rPr>
-          <w:rFonts w:ascii="Times New Roman" w:hAnsi="Times New Roman" w:cs="Times New Roman"/>
-          <w:sz w:val="28"/>
-          <w:szCs w:val="28"/>
-        </w:rPr>
-        <w:t>9  9</w:t>
-      </w:r>
-      <w:proofErr w:type="gramEnd"/>
-      <w:r>
-        <w:rPr>
-          <w:rFonts w:ascii="Times New Roman" w:hAnsi="Times New Roman" w:cs="Times New Roman"/>
-          <w:sz w:val="28"/>
-          <w:szCs w:val="28"/>
-        </w:rPr>
-        <w:t xml:space="preserve">                                         </w:t>
-      </w:r>
-      <w:proofErr w:type="gramStart"/>
-      <w:r>
-        <w:rPr>
-          <w:rFonts w:ascii="Times New Roman" w:hAnsi="Times New Roman" w:cs="Times New Roman"/>
-          <w:sz w:val="28"/>
-          <w:szCs w:val="28"/>
-        </w:rPr>
-        <w:t>6  6</w:t>
-      </w:r>
-      <w:proofErr w:type="gramEnd"/>
-      <w:r>
-        <w:rPr>
-          <w:rFonts w:ascii="Times New Roman" w:hAnsi="Times New Roman" w:cs="Times New Roman"/>
-          <w:sz w:val="28"/>
-          <w:szCs w:val="28"/>
-        </w:rPr>
-        <w:t xml:space="preserve">  </w:t>
-      </w:r>
-      <w:proofErr w:type="gramStart"/>
-      <w:r>
-        <w:rPr>
-          <w:rFonts w:ascii="Times New Roman" w:hAnsi="Times New Roman" w:cs="Times New Roman"/>
-          <w:sz w:val="28"/>
-          <w:szCs w:val="28"/>
-        </w:rPr>
-        <w:t>7  8</w:t>
-      </w:r>
-      <w:proofErr w:type="gramEnd"/>
-    </w:p>
-    <w:p>
-      <w:pPr>
-        <w:rPr>
-          <w:rFonts w:ascii="Times New Roman" w:hAnsi="Times New Roman" w:cs="Times New Roman"/>
-          <w:sz w:val="28"/>
-          <w:szCs w:val="28"/>
-        </w:rPr>
-      </w:pPr>
-    </w:p>
-    <w:p>
-      <w:pPr>
-        <w:rPr>
-          <w:rFonts w:ascii="Times New Roman" w:hAnsi="Times New Roman" w:cs="Times New Roman"/>
-          <w:b/>
-          <w:bCs/>
-          <w:sz w:val="28"/>
-          <w:szCs w:val="28"/>
-        </w:rPr>
-      </w:pPr>
-      <w:r>
-        <w:rPr>
-          <w:rFonts w:ascii="Times New Roman" w:hAnsi="Times New Roman" w:cs="Times New Roman"/>
-          <w:b/>
-          <w:bCs/>
-          <w:sz w:val="28"/>
-          <w:szCs w:val="28"/>
-        </w:rPr>
-        <w:t>4</w:t>
-      </w:r>
-      <w:r>
-        <w:rPr>
-          <w:rFonts w:ascii="Times New Roman" w:hAnsi="Times New Roman" w:cs="Times New Roman"/>
-          <w:b/>
-          <w:bCs/>
-          <w:sz w:val="28"/>
-          <w:szCs w:val="28"/>
-        </w:rPr>
-        <w:t>.</w:t>
-      </w:r>
-      <w:r>
-        <w:rPr>
-          <w:rFonts w:ascii="Times New Roman" w:hAnsi="Times New Roman" w:cs="Times New Roman"/>
-          <w:b/>
-          <w:bCs/>
-          <w:sz w:val="28"/>
-          <w:szCs w:val="28"/>
-        </w:rPr>
-        <w:t xml:space="preserve"> </w:t>
-      </w:r>
-      <w:r>
-        <w:rPr>
-          <w:rFonts w:ascii="Times New Roman" w:hAnsi="Times New Roman" w:cs="Times New Roman"/>
-          <w:b/>
-          <w:bCs/>
-          <w:sz w:val="28"/>
-          <w:szCs w:val="28"/>
-        </w:rPr>
-        <w:t xml:space="preserve">Subtract the following </w:t>
-      </w:r>
-    </w:p>
-    <w:p>
-      <w:pPr>
-        <w:rPr>
-          <w:rFonts w:ascii="Times New Roman" w:hAnsi="Times New Roman" w:cs="Times New Roman"/>
-          <w:sz w:val="28"/>
-          <w:szCs w:val="28"/>
-        </w:rPr>
-      </w:pPr>
-      <w:r>
-        <w:rPr>
-          <w:rFonts w:ascii="Times New Roman" w:hAnsi="Times New Roman" w:cs="Times New Roman"/>
-          <w:sz w:val="28"/>
-          <w:szCs w:val="28"/>
-        </w:rPr>
-        <w:t xml:space="preserve">               </w:t>
-      </w:r>
-      <w:proofErr w:type="gramStart"/>
-      <w:r>
-        <w:rPr>
-          <w:rFonts w:ascii="Times New Roman" w:hAnsi="Times New Roman" w:cs="Times New Roman"/>
-          <w:sz w:val="28"/>
-          <w:szCs w:val="28"/>
-        </w:rPr>
-        <w:t>5  0</w:t>
-      </w:r>
-      <w:proofErr w:type="gramEnd"/>
-      <w:r>
-        <w:rPr>
-          <w:rFonts w:ascii="Times New Roman" w:hAnsi="Times New Roman" w:cs="Times New Roman"/>
-          <w:sz w:val="28"/>
-          <w:szCs w:val="28"/>
-        </w:rPr>
-        <w:t xml:space="preserve">  </w:t>
-      </w:r>
-      <w:proofErr w:type="gramStart"/>
-      <w:r>
-        <w:rPr>
-          <w:rFonts w:ascii="Times New Roman" w:hAnsi="Times New Roman" w:cs="Times New Roman"/>
-          <w:sz w:val="28"/>
-          <w:szCs w:val="28"/>
-        </w:rPr>
-        <w:t>9  4</w:t>
-      </w:r>
-      <w:proofErr w:type="gramEnd"/>
-      <w:r>
-        <w:rPr>
-          <w:rFonts w:ascii="Times New Roman" w:hAnsi="Times New Roman" w:cs="Times New Roman"/>
-          <w:sz w:val="28"/>
-          <w:szCs w:val="28"/>
-        </w:rPr>
-        <w:t xml:space="preserve">                                        </w:t>
-      </w:r>
-      <w:proofErr w:type="gramStart"/>
-      <w:r>
-        <w:rPr>
-          <w:rFonts w:ascii="Times New Roman" w:hAnsi="Times New Roman" w:cs="Times New Roman"/>
-          <w:sz w:val="28"/>
-          <w:szCs w:val="28"/>
-        </w:rPr>
-        <w:t>2  3</w:t>
-      </w:r>
-      <w:proofErr w:type="gramEnd"/>
-      <w:r>
-        <w:rPr>
-          <w:rFonts w:ascii="Times New Roman" w:hAnsi="Times New Roman" w:cs="Times New Roman"/>
-          <w:sz w:val="28"/>
-          <w:szCs w:val="28"/>
-        </w:rPr>
-        <w:t xml:space="preserve">  </w:t>
-      </w:r>
-      <w:proofErr w:type="gramStart"/>
-      <w:r>
-        <w:rPr>
-          <w:rFonts w:ascii="Times New Roman" w:hAnsi="Times New Roman" w:cs="Times New Roman"/>
-          <w:sz w:val="28"/>
-          <w:szCs w:val="28"/>
-        </w:rPr>
-        <w:t>8  4</w:t>
-      </w:r>
-      <w:proofErr w:type="gramEnd"/>
-    </w:p>
-    <w:p>
-      <w:pPr>
-        <w:rPr>
-          <w:rFonts w:ascii="Times New Roman" w:hAnsi="Times New Roman" w:cs="Times New Roman"/>
-          <w:sz w:val="28"/>
-          <w:szCs w:val="28"/>
-        </w:rPr>
-      </w:pPr>
+          <w:noProof/>
+          <w:sz w:val="28"/>
+          <w:szCs w:val="28"/>
+        </w:rPr>
+        <mc:AlternateContent>
+          <mc:Choice Requires="wps">
+            <w:drawing>
+              <wp:anchor distT="0" distB="0" distL="114300" distR="114300" simplePos="0" relativeHeight="251670528" behindDoc="0" locked="0" layoutInCell="1" allowOverlap="1" wp14:anchorId="1FBC4193" wp14:editId="6D58C4C6">
+                <wp:simplePos x="0" y="0"/>
+                <wp:positionH relativeFrom="column">
+                  <wp:posOffset>438150</wp:posOffset>
+                </wp:positionH>
+                <wp:positionV relativeFrom="paragraph">
+                  <wp:posOffset>102235</wp:posOffset>
+                </wp:positionV>
+                <wp:extent cx="148952" cy="49650"/>
+                <wp:effectExtent l="0" t="0" r="3810" b="7620"/>
+                <wp:wrapNone/>
+                <wp:docPr id="6" name="Minus Sign 6"/>
+                <wp:cNvGraphicFramePr/>
+                <a:graphic xmlns:a="http://schemas.openxmlformats.org/drawingml/2006/main">
+                  <a:graphicData uri="http://schemas.microsoft.com/office/word/2010/wordprocessingShape">
+                    <wps:wsp>
+                      <wps:cNvSpPr/>
+                      <wps:spPr>
+                        <a:xfrm>
+                          <a:off x="0" y="0"/>
+                          <a:ext cx="148952" cy="49650"/>
+                        </a:xfrm>
+                        <a:prstGeom prst="mathMinus">
+                          <a:avLst/>
+                        </a:prstGeom>
+                        <a:noFill/>
+                      </wps:spPr>
+                      <wps:style>
+                        <a:lnRef idx="2">
+                          <a:schemeClr val="dk1">
+                            <a:shade val="50000"/>
+                          </a:schemeClr>
+                        </a:lnRef>
+                        <a:fillRef idx="1">
+                          <a:schemeClr val="dk1"/>
+                        </a:fillRef>
+                        <a:effectRef idx="0">
+                          <a:schemeClr val="dk1"/>
+                        </a:effectRef>
+                        <a:fontRef idx="minor">
+                          <a:schemeClr val="lt1"/>
+                        </a:fontRef>
+                      </wps:style>
+                      <wps:bodyPr rot="0" spcFirstLastPara="0" vertOverflow="overflow" horzOverflow="overflow" vert="horz" wrap="square" lIns="91440" tIns="45720" rIns="91440" bIns="45720" numCol="1" spcCol="0" rtlCol="0" fromWordArt="0" anchor="ctr" anchorCtr="0" forceAA="0" compatLnSpc="1">
+                        <a:prstTxWarp prst="textNoShape">
+                          <a:avLst/>
+                        </a:prstTxWarp>
+                        <a:noAutofit/>
+                      </wps:bodyPr>
+                    </wps:wsp>
+                  </a:graphicData>
+                </a:graphic>
+              </wp:anchor>
+            </w:drawing>
+          </mc:Choice>
+          <mc:Fallback>
+            <w:pict>
+              <v:shape w14:anchorId="254202DD" id="Minus Sign 6" o:spid="_x0000_s1026" style="position:absolute;margin-left:34.5pt;margin-top:8.05pt;width:11.75pt;height:3.9pt;z-index:251670528;visibility:visible;mso-wrap-style:square;mso-wrap-distance-left:9pt;mso-wrap-distance-top:0;mso-wrap-distance-right:9pt;mso-wrap-distance-bottom:0;mso-position-horizontal:absolute;mso-position-horizontal-relative:text;mso-position-vertical:absolute;mso-position-vertical-relative:text;v-text-anchor:middle" coordsize="148952,49650" o:gfxdata="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" path="m19744,18986r109464,l129208,30664r-109464,l19744,18986xe" filled="f" strokecolor="black [1600]" strokeweight="1pt">
+                <v:stroke joinstyle="miter"/>
+                <v:path arrowok="t" o:connecttype="custom" o:connectlocs="19744,18986;129208,18986;129208,30664;19744,30664;19744,18986" o:connectangles="0,0,0,0,0"/>
+              </v:shape>
+            </w:pict>
+          </mc:Fallback>
+        </mc:AlternateContent>
+      </w:r>
       <w:r>
         <w:rPr>
           <w:rFonts w:ascii="Times New Roman" w:hAnsi="Times New Roman" w:cs="Times New Roman"/>
@@ -4198,7 +4038,7 @@
         <mc:AlternateContent>
           <mc:Choice Requires="wps">
             <w:drawing>
-              <wp:anchor distT="0" distB="0" distL="114300" distR="114300" simplePos="0" relativeHeight="251396096" behindDoc="0" locked="0" layoutInCell="1" allowOverlap="1" wp14:anchorId="4499FFCD" wp14:editId="58FC02F4">
+              <wp:anchor distT="0" distB="0" distL="114300" distR="114300" simplePos="0" relativeHeight="251396096" behindDoc="0" locked="0" layoutInCell="1" allowOverlap="1" wp14:anchorId="4499FFCD" wp14:editId="3AC75E05">
                 <wp:simplePos x="0" y="0"/>
                 <wp:positionH relativeFrom="column">
                   <wp:posOffset>2886739</wp:posOffset>
@@ -4260,7 +4100,7 @@
           </mc:Choice>
           <mc:Fallback>
             <w:pict>
-              <v:rect w14:anchorId="4B141106" id="Rectangle 8" o:spid="_x0000_s1026" style="position:absolute;margin-left:227.3pt;margin-top:16.25pt;width:73.45pt;height:24.2pt;z-index:251396096;visibility:visible;mso-wrap-style:square;mso-wrap-distance-left:9pt;mso-wrap-distance-top:0;mso-wrap-distance-right:9pt;mso-wrap-distance-bottom:0;mso-position-horizontal:absolute;mso-position-horizontal-relative:text;mso-position-vertical:absolute;mso-position-vertical-relative:text;v-text-anchor:middle" o:gfxdata="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" filled="f" strokecolor="black [3213]" strokeweight="1pt"/>
+              <v:rect w14:anchorId="6B666802" id="Rectangle 8" o:spid="_x0000_s1026" style="position:absolute;margin-left:227.3pt;margin-top:16.25pt;width:73.45pt;height:24.2pt;z-index:251396096;visibility:visible;mso-wrap-style:square;mso-wrap-distance-left:9pt;mso-wrap-distance-top:0;mso-wrap-distance-right:9pt;mso-wrap-distance-bottom:0;mso-position-horizontal:absolute;mso-position-horizontal-relative:text;mso-position-vertical:absolute;mso-position-vertical-relative:text;v-text-anchor:middle" o:gfxdata="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" filled="f" strokecolor="black [3213]" strokeweight="1pt"/>
             </w:pict>
           </mc:Fallback>
         </mc:AlternateContent>
@@ -4268,223 +4108,19 @@
       <w:r>
         <w:rPr>
           <w:rFonts w:ascii="Times New Roman" w:hAnsi="Times New Roman" w:cs="Times New Roman"/>
-          <w:noProof/>
-          <w:sz w:val="28"/>
-          <w:szCs w:val="28"/>
-        </w:rPr>
-        <mc:AlternateContent>
-          <mc:Choice Requires="wps">
-            <w:drawing>
-              <wp:anchor distT="0" distB="0" distL="114300" distR="114300" simplePos="0" relativeHeight="251670528" behindDoc="0" locked="0" layoutInCell="1" allowOverlap="1" wp14:anchorId="1FBC4193" wp14:editId="6970C11A">
-                <wp:simplePos x="0" y="0"/>
-                <wp:positionH relativeFrom="column">
-                  <wp:posOffset>495415</wp:posOffset>
-                </wp:positionH>
-                <wp:positionV relativeFrom="paragraph">
-                  <wp:posOffset>102487</wp:posOffset>
-                </wp:positionV>
-                <wp:extent cx="148952" cy="49650"/>
-                <wp:effectExtent l="0" t="0" r="3810" b="7620"/>
-                <wp:wrapNone/>
-                <wp:docPr id="6" name="Minus Sign 6"/>
-                <wp:cNvGraphicFramePr/>
-                <a:graphic xmlns:a="http://schemas.openxmlformats.org/drawingml/2006/main">
-                  <a:graphicData uri="http://schemas.microsoft.com/office/word/2010/wordprocessingShape">
-                    <wps:wsp>
-                      <wps:cNvSpPr/>
-                      <wps:spPr>
-                        <a:xfrm>
-                          <a:off x="0" y="0"/>
-                          <a:ext cx="148952" cy="49650"/>
-                        </a:xfrm>
-                        <a:prstGeom prst="mathMinus">
-                          <a:avLst/>
-                        </a:prstGeom>
-                      </wps:spPr>
-                      <wps:style>
-                        <a:lnRef idx="2">
-                          <a:schemeClr val="dk1">
-                            <a:shade val="50000"/>
-                          </a:schemeClr>
-                        </a:lnRef>
-                        <a:fillRef idx="1">
-                          <a:schemeClr val="dk1"/>
-                        </a:fillRef>
-                        <a:effectRef idx="0">
-                          <a:schemeClr val="dk1"/>
-                        </a:effectRef>
-                        <a:fontRef idx="minor">
-                          <a:schemeClr val="lt1"/>
-                        </a:fontRef>
-                      </wps:style>
-                      <wps:bodyPr rot="0" spcFirstLastPara="0" vertOverflow="overflow" horzOverflow="overflow" vert="horz" wrap="square" lIns="91440" tIns="45720" rIns="91440" bIns="45720" numCol="1" spcCol="0" rtlCol="0" fromWordArt="0" anchor="ctr" anchorCtr="0" forceAA="0" compatLnSpc="1">
-                        <a:prstTxWarp prst="textNoShape">
-                          <a:avLst/>
-                        </a:prstTxWarp>
-                        <a:noAutofit/>
-                      </wps:bodyPr>
-                    </wps:wsp>
-                  </a:graphicData>
-                </a:graphic>
-              </wp:anchor>
-            </w:drawing>
-          </mc:Choice>
-          <mc:Fallback>
-            <w:pict>
-              <v:shape w14:anchorId="524F853B" id="Minus Sign 6" o:spid="_x0000_s1026" style="position:absolute;margin-left:39pt;margin-top:8.05pt;width:11.75pt;height:3.9pt;z-index:251670528;visibility:visible;mso-wrap-style:square;mso-wrap-distance-left:9pt;mso-wrap-distance-top:0;mso-wrap-distance-right:9pt;mso-wrap-distance-bottom:0;mso-position-horizontal:absolute;mso-position-horizontal-relative:text;mso-position-vertical:absolute;mso-position-vertical-relative:text;v-text-anchor:middle" coordsize="148952,49650" o:gfxdata="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" path="m19744,18986r109464,l129208,30664r-109464,l19744,18986xe" fillcolor="black [3200]" strokecolor="black [1600]" strokeweight="1pt">
-                <v:stroke joinstyle="miter"/>
-                <v:path arrowok="t" o:connecttype="custom" o:connectlocs="19744,18986;129208,18986;129208,30664;19744,30664;19744,18986" o:connectangles="0,0,0,0,0"/>
-              </v:shape>
-            </w:pict>
-          </mc:Fallback>
-        </mc:AlternateContent>
-      </w:r>
-      <w:r>
-        <w:rPr>
-          <w:rFonts w:ascii="Times New Roman" w:hAnsi="Times New Roman" w:cs="Times New Roman"/>
-          <w:noProof/>
-          <w:sz w:val="28"/>
-          <w:szCs w:val="28"/>
-        </w:rPr>
-        <mc:AlternateContent>
-          <mc:Choice Requires="wps">
-            <w:drawing>
-              <wp:anchor distT="0" distB="0" distL="114300" distR="114300" simplePos="0" relativeHeight="251388928" behindDoc="0" locked="0" layoutInCell="1" allowOverlap="1" wp14:anchorId="2A1D9C04" wp14:editId="279F894F">
-                <wp:simplePos x="0" y="0"/>
-                <wp:positionH relativeFrom="column">
-                  <wp:posOffset>2908702</wp:posOffset>
-                </wp:positionH>
-                <wp:positionV relativeFrom="paragraph">
-                  <wp:posOffset>107548</wp:posOffset>
-                </wp:positionV>
-                <wp:extent cx="148952" cy="49650"/>
-                <wp:effectExtent l="0" t="0" r="3810" b="7620"/>
-                <wp:wrapNone/>
-                <wp:docPr id="5" name="Minus Sign 5"/>
-                <wp:cNvGraphicFramePr/>
-                <a:graphic xmlns:a="http://schemas.openxmlformats.org/drawingml/2006/main">
-                  <a:graphicData uri="http://schemas.microsoft.com/office/word/2010/wordprocessingShape">
-                    <wps:wsp>
-                      <wps:cNvSpPr/>
-                      <wps:spPr>
-                        <a:xfrm>
-                          <a:off x="0" y="0"/>
-                          <a:ext cx="148952" cy="49650"/>
-                        </a:xfrm>
-                        <a:prstGeom prst="mathMinus">
-                          <a:avLst/>
-                        </a:prstGeom>
-                      </wps:spPr>
-                      <wps:style>
-                        <a:lnRef idx="2">
-                          <a:schemeClr val="dk1">
-                            <a:shade val="50000"/>
-                          </a:schemeClr>
-                        </a:lnRef>
-                        <a:fillRef idx="1">
-                          <a:schemeClr val="dk1"/>
-                        </a:fillRef>
-                        <a:effectRef idx="0">
-                          <a:schemeClr val="dk1"/>
-                        </a:effectRef>
-                        <a:fontRef idx="minor">
-                          <a:schemeClr val="lt1"/>
-                        </a:fontRef>
-                      </wps:style>
-                      <wps:bodyPr rot="0" spcFirstLastPara="0" vertOverflow="overflow" horzOverflow="overflow" vert="horz" wrap="square" lIns="91440" tIns="45720" rIns="91440" bIns="45720" numCol="1" spcCol="0" rtlCol="0" fromWordArt="0" anchor="ctr" anchorCtr="0" forceAA="0" compatLnSpc="1">
-                        <a:prstTxWarp prst="textNoShape">
-                          <a:avLst/>
-                        </a:prstTxWarp>
-                        <a:noAutofit/>
-                      </wps:bodyPr>
-                    </wps:wsp>
-                  </a:graphicData>
-                </a:graphic>
-              </wp:anchor>
-            </w:drawing>
-          </mc:Choice>
-          <mc:Fallback>
-            <w:pict>
-              <v:shape w14:anchorId="338C697B" id="Minus Sign 5" o:spid="_x0000_s1026" style="position:absolute;margin-left:229.05pt;margin-top:8.45pt;width:11.75pt;height:3.9pt;z-index:251388928;visibility:visible;mso-wrap-style:square;mso-wrap-distance-left:9pt;mso-wrap-distance-top:0;mso-wrap-distance-right:9pt;mso-wrap-distance-bottom:0;mso-position-horizontal:absolute;mso-position-horizontal-relative:text;mso-position-vertical:absolute;mso-position-vertical-relative:text;v-text-anchor:middle" coordsize="148952,49650" o:gfxdata="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" path="m19744,18986r109464,l129208,30664r-109464,l19744,18986xe" fillcolor="black [3200]" strokecolor="black [1600]" strokeweight="1pt">
-                <v:stroke joinstyle="miter"/>
-                <v:path arrowok="t" o:connecttype="custom" o:connectlocs="19744,18986;129208,18986;129208,30664;19744,30664;19744,18986" o:connectangles="0,0,0,0,0"/>
-              </v:shape>
-            </w:pict>
-          </mc:Fallback>
-        </mc:AlternateContent>
-      </w:r>
-      <w:r>
-        <w:rPr>
-          <w:rFonts w:ascii="Times New Roman" w:hAnsi="Times New Roman" w:cs="Times New Roman"/>
           <w:sz w:val="28"/>
           <w:szCs w:val="28"/>
         </w:rPr>
         <w:t xml:space="preserve">               </w:t>
       </w:r>
-      <w:proofErr w:type="gramStart"/>
-      <w:r>
-        <w:rPr>
-          <w:rFonts w:ascii="Times New Roman" w:hAnsi="Times New Roman" w:cs="Times New Roman"/>
-          <w:sz w:val="28"/>
-          <w:szCs w:val="28"/>
-        </w:rPr>
-        <w:t>2  5</w:t>
-      </w:r>
-      <w:proofErr w:type="gramEnd"/>
-      <w:r>
-        <w:rPr>
-          <w:rFonts w:ascii="Times New Roman" w:hAnsi="Times New Roman" w:cs="Times New Roman"/>
-          <w:sz w:val="28"/>
-          <w:szCs w:val="28"/>
-        </w:rPr>
-        <w:t xml:space="preserve">  </w:t>
-      </w:r>
-      <w:proofErr w:type="gramStart"/>
-      <w:r>
-        <w:rPr>
-          <w:rFonts w:ascii="Times New Roman" w:hAnsi="Times New Roman" w:cs="Times New Roman"/>
-          <w:sz w:val="28"/>
-          <w:szCs w:val="28"/>
-        </w:rPr>
-        <w:t>6  6</w:t>
-      </w:r>
-      <w:proofErr w:type="gramEnd"/>
-      <w:r>
-        <w:rPr>
-          <w:rFonts w:ascii="Times New Roman" w:hAnsi="Times New Roman" w:cs="Times New Roman"/>
-          <w:sz w:val="28"/>
-          <w:szCs w:val="28"/>
-        </w:rPr>
-        <w:t xml:space="preserve">                                        </w:t>
-      </w:r>
-      <w:proofErr w:type="gramStart"/>
-      <w:r>
-        <w:rPr>
-          <w:rFonts w:ascii="Times New Roman" w:hAnsi="Times New Roman" w:cs="Times New Roman"/>
-          <w:sz w:val="28"/>
-          <w:szCs w:val="28"/>
-        </w:rPr>
-        <w:t>1  9</w:t>
-      </w:r>
-      <w:proofErr w:type="gramEnd"/>
-      <w:r>
-        <w:rPr>
-          <w:rFonts w:ascii="Times New Roman" w:hAnsi="Times New Roman" w:cs="Times New Roman"/>
-          <w:sz w:val="28"/>
-          <w:szCs w:val="28"/>
-        </w:rPr>
-        <w:t xml:space="preserve">  </w:t>
-      </w:r>
-      <w:proofErr w:type="gramStart"/>
-      <w:r>
-        <w:rPr>
-          <w:rFonts w:ascii="Times New Roman" w:hAnsi="Times New Roman" w:cs="Times New Roman"/>
-          <w:sz w:val="28"/>
-          <w:szCs w:val="28"/>
-        </w:rPr>
-        <w:t>9  9</w:t>
-      </w:r>
-      <w:proofErr w:type="gramEnd"/>
+      <w:r>
+        <w:rPr>
+          <w:rFonts w:ascii="Times New Roman" w:hAnsi="Times New Roman" w:cs="Times New Roman"/>
+          <w:sz w:val="28"/>
+          <w:szCs w:val="28"/>
+        </w:rPr>
+        <w:t>2  5  6  6                                        1  9  9  9</w:t>
+      </w:r>
     </w:p>
     <w:p>
       <w:pPr>
@@ -4993,13 +4629,13 @@
           <w:szCs w:val="28"/>
         </w:rPr>
         <w:drawing>
-          <wp:anchor distT="0" distB="0" distL="114300" distR="114300" simplePos="0" relativeHeight="251342848" behindDoc="0" locked="0" layoutInCell="1" allowOverlap="1" wp14:anchorId="092CA16E" wp14:editId="2A518E17">
+          <wp:anchor distT="0" distB="0" distL="114300" distR="114300" simplePos="0" relativeHeight="251342848" behindDoc="0" locked="0" layoutInCell="1" allowOverlap="1" wp14:anchorId="092CA16E" wp14:editId="79D1E58E">
             <wp:simplePos x="0" y="0"/>
             <wp:positionH relativeFrom="column">
-              <wp:posOffset>2937377</wp:posOffset>
+              <wp:posOffset>3783330</wp:posOffset>
             </wp:positionH>
             <wp:positionV relativeFrom="paragraph">
-              <wp:posOffset>219345</wp:posOffset>
+              <wp:posOffset>219075</wp:posOffset>
             </wp:positionV>
             <wp:extent cx="2104179" cy="850490"/>
             <wp:effectExtent l="0" t="0" r="0" b="6985"/>
@@ -5016,7 +4652,7 @@
                     <pic:cNvPicPr/>
                   </pic:nvPicPr>
                   <pic:blipFill rotWithShape="1">
-                    <a:blip r:embed="rId9" cstate="print">
+                    <a:blip r:embed="rId10" cstate="print">
                       <a:extLst>
                         <a:ext uri="{28A0092B-C50C-407E-A947-70E740481C1C}">
                           <a14:useLocalDpi xmlns:a14="http://schemas.microsoft.com/office/drawing/2010/main" val="0"/>
@@ -5029,7 +4665,7 @@
                   <pic:spPr bwMode="auto">
                     <a:xfrm>
                       <a:off x="0" y="0"/>
-                      <a:ext cx="2140132" cy="865022"/>
+                      <a:ext cx="2104179" cy="850490"/>
                     </a:xfrm>
                     <a:prstGeom prst="rect">
                       <a:avLst/>
@@ -5104,15 +4740,15 @@
         <mc:AlternateContent>
           <mc:Choice Requires="wps">
             <w:drawing>
-              <wp:anchor distT="0" distB="0" distL="114300" distR="114300" simplePos="0" relativeHeight="251415552" behindDoc="0" locked="0" layoutInCell="1" allowOverlap="1" wp14:anchorId="160C6091" wp14:editId="1DC74272">
+              <wp:anchor distT="0" distB="0" distL="114300" distR="114300" simplePos="0" relativeHeight="251415552" behindDoc="0" locked="0" layoutInCell="1" allowOverlap="1" wp14:anchorId="160C6091" wp14:editId="055F9F9D">
                 <wp:simplePos x="0" y="0"/>
                 <wp:positionH relativeFrom="column">
-                  <wp:posOffset>4986147</wp:posOffset>
+                  <wp:posOffset>5889625</wp:posOffset>
                 </wp:positionH>
                 <wp:positionV relativeFrom="paragraph">
-                  <wp:posOffset>67437</wp:posOffset>
+                  <wp:posOffset>20955</wp:posOffset>
                 </wp:positionV>
-                <wp:extent cx="835152" cy="298704"/>
+                <wp:extent cx="835025" cy="298450"/>
                 <wp:effectExtent l="0" t="0" r="22225" b="25400"/>
                 <wp:wrapNone/>
                 <wp:docPr id="15" name="Text Box 15"/>
@@ -5124,7 +4760,7 @@
                       <wps:spPr>
                         <a:xfrm>
                           <a:off x="0" y="0"/>
-                          <a:ext cx="835152" cy="298704"/>
+                          <a:ext cx="835025" cy="298450"/>
                         </a:xfrm>
                         <a:prstGeom prst="rect">
                           <a:avLst/>
@@ -5161,7 +4797,7 @@
           </mc:Choice>
           <mc:Fallback>
             <w:pict>
-              <v:shape w14:anchorId="160C6091" id="Text Box 15" o:spid="_x0000_s1027" type="#_x0000_t202" style="position:absolute;margin-left:392.6pt;margin-top:5.3pt;width:65.75pt;height:23.5pt;z-index:251415552;visibility:visible;mso-wrap-style:square;mso-wrap-distance-left:9pt;mso-wrap-distance-top:0;mso-wrap-distance-right:9pt;mso-wrap-distance-bottom:0;mso-position-horizontal:absolute;mso-position-horizontal-relative:text;mso-position-vertical:absolute;mso-position-vertical-relative:text;v-text-anchor:top" o:gfxdata="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" fillcolor="white [3201]" strokeweight=".5pt">
+              <v:shape w14:anchorId="160C6091" id="Text Box 15" o:spid="_x0000_s1027" type="#_x0000_t202" style="position:absolute;margin-left:463.75pt;margin-top:1.65pt;width:65.75pt;height:23.5pt;z-index:251415552;visibility:visible;mso-wrap-style:square;mso-wrap-distance-left:9pt;mso-wrap-distance-top:0;mso-wrap-distance-right:9pt;mso-wrap-distance-bottom:0;mso-position-horizontal:absolute;mso-position-horizontal-relative:text;mso-position-vertical:absolute;mso-position-vertical-relative:text;v-text-anchor:top" o:gfxdata="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" fillcolor="white [3201]" strokeweight=".5pt">
                 <v:textbox>
                   <w:txbxContent>
                     <w:p>
@@ -5289,7 +4925,7 @@
                     <pic:cNvPicPr/>
                   </pic:nvPicPr>
                   <pic:blipFill rotWithShape="1">
-                    <a:blip r:embed="rId10" cstate="print">
+                    <a:blip r:embed="rId11" cstate="print">
                       <a:extLst>
                         <a:ext uri="{28A0092B-C50C-407E-A947-70E740481C1C}">
                           <a14:useLocalDpi xmlns:a14="http://schemas.microsoft.com/office/drawing/2010/main" val="0"/>
@@ -5344,8 +4980,84 @@
           <w:sz w:val="28"/>
           <w:szCs w:val="28"/>
         </w:rPr>
+        <mc:AlternateContent>
+          <mc:Choice Requires="wps">
+            <w:drawing>
+              <wp:anchor distT="0" distB="0" distL="114300" distR="114300" simplePos="0" relativeHeight="251413504" behindDoc="0" locked="0" layoutInCell="1" allowOverlap="1" wp14:anchorId="120AC5B1" wp14:editId="40341A48">
+                <wp:simplePos x="0" y="0"/>
+                <wp:positionH relativeFrom="column">
+                  <wp:posOffset>5751195</wp:posOffset>
+                </wp:positionH>
+                <wp:positionV relativeFrom="paragraph">
+                  <wp:posOffset>275590</wp:posOffset>
+                </wp:positionV>
+                <wp:extent cx="9205" cy="159560"/>
+                <wp:effectExtent l="76200" t="0" r="67310" b="50165"/>
+                <wp:wrapNone/>
+                <wp:docPr id="13" name="Straight Arrow Connector 13"/>
+                <wp:cNvGraphicFramePr/>
+                <a:graphic xmlns:a="http://schemas.openxmlformats.org/drawingml/2006/main">
+                  <a:graphicData uri="http://schemas.microsoft.com/office/word/2010/wordprocessingShape">
+                    <wps:wsp>
+                      <wps:cNvCnPr/>
+                      <wps:spPr>
+                        <a:xfrm>
+                          <a:off x="0" y="0"/>
+                          <a:ext cx="9205" cy="159560"/>
+                        </a:xfrm>
+                        <a:prstGeom prst="straightConnector1">
+                          <a:avLst/>
+                        </a:prstGeom>
+                        <a:ln>
+                          <a:solidFill>
+                            <a:schemeClr val="tx1"/>
+                          </a:solidFill>
+                          <a:tailEnd type="triangle"/>
+                        </a:ln>
+                      </wps:spPr>
+                      <wps:style>
+                        <a:lnRef idx="1">
+                          <a:schemeClr val="accent1"/>
+                        </a:lnRef>
+                        <a:fillRef idx="0">
+                          <a:schemeClr val="accent1"/>
+                        </a:fillRef>
+                        <a:effectRef idx="0">
+                          <a:schemeClr val="accent1"/>
+                        </a:effectRef>
+                        <a:fontRef idx="minor">
+                          <a:schemeClr val="tx1"/>
+                        </a:fontRef>
+                      </wps:style>
+                      <wps:bodyPr/>
+                    </wps:wsp>
+                  </a:graphicData>
+                </a:graphic>
+              </wp:anchor>
+            </w:drawing>
+          </mc:Choice>
+          <mc:Fallback>
+            <w:pict>
+              <v:shapetype w14:anchorId="40D0BADD" id="_x0000_t32" coordsize="21600,21600" o:spt="32" o:oned="t" path="m,l21600,21600e" filled="f">
+                <v:path arrowok="t" fillok="f" o:connecttype="none"/>
+                <o:lock v:ext="edit" shapetype="t"/>
+              </v:shapetype>
+              <v:shape id="Straight Arrow Connector 13" o:spid="_x0000_s1026" type="#_x0000_t32" style="position:absolute;margin-left:452.85pt;margin-top:21.7pt;width:.7pt;height:12.55pt;z-index:251413504;visibility:visible;mso-wrap-style:square;mso-wrap-distance-left:9pt;mso-wrap-distance-top:0;mso-wrap-distance-right:9pt;mso-wrap-distance-bottom:0;mso-position-horizontal:absolute;mso-position-horizontal-relative:text;mso-position-vertical:absolute;mso-position-vertical-relative:text" o:gfxdata="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" strokecolor="black [3213]" strokeweight=".5pt">
+                <v:stroke endarrow="block" joinstyle="miter"/>
+              </v:shape>
+            </w:pict>
+          </mc:Fallback>
+        </mc:AlternateContent>
+      </w:r>
+      <w:r>
+        <w:rPr>
+          <w:rFonts w:ascii="Times New Roman" w:hAnsi="Times New Roman" w:cs="Times New Roman"/>
+          <w:noProof/>
+          <w:sz w:val="28"/>
+          <w:szCs w:val="28"/>
+        </w:rPr>
         <w:drawing>
-          <wp:anchor distT="0" distB="0" distL="114300" distR="114300" simplePos="0" relativeHeight="251367424" behindDoc="0" locked="0" layoutInCell="1" allowOverlap="1" wp14:anchorId="3CCDE4C9" wp14:editId="50577D05">
+          <wp:anchor distT="0" distB="0" distL="114300" distR="114300" simplePos="0" relativeHeight="251367424" behindDoc="0" locked="0" layoutInCell="1" allowOverlap="1" wp14:anchorId="3CCDE4C9" wp14:editId="5E372FDA">
             <wp:simplePos x="0" y="0"/>
             <wp:positionH relativeFrom="column">
               <wp:posOffset>-200025</wp:posOffset>
@@ -5368,7 +5080,7 @@
                     <pic:cNvPicPr/>
                   </pic:nvPicPr>
                   <pic:blipFill rotWithShape="1">
-                    <a:blip r:embed="rId11">
+                    <a:blip r:embed="rId12">
                       <a:extLst>
                         <a:ext uri="{28A0092B-C50C-407E-A947-70E740481C1C}">
                           <a14:useLocalDpi xmlns:a14="http://schemas.microsoft.com/office/drawing/2010/main" val="0"/>
@@ -5406,82 +5118,6 @@
             </wp14:sizeRelV>
           </wp:anchor>
         </w:drawing>
-      </w:r>
-      <w:r>
-        <w:rPr>
-          <w:rFonts w:ascii="Times New Roman" w:hAnsi="Times New Roman" w:cs="Times New Roman"/>
-          <w:noProof/>
-          <w:sz w:val="28"/>
-          <w:szCs w:val="28"/>
-        </w:rPr>
-        <mc:AlternateContent>
-          <mc:Choice Requires="wps">
-            <w:drawing>
-              <wp:anchor distT="0" distB="0" distL="114300" distR="114300" simplePos="0" relativeHeight="251413504" behindDoc="0" locked="0" layoutInCell="1" allowOverlap="1" wp14:anchorId="120AC5B1" wp14:editId="12FF2924">
-                <wp:simplePos x="0" y="0"/>
-                <wp:positionH relativeFrom="column">
-                  <wp:posOffset>4925695</wp:posOffset>
-                </wp:positionH>
-                <wp:positionV relativeFrom="paragraph">
-                  <wp:posOffset>282993</wp:posOffset>
-                </wp:positionV>
-                <wp:extent cx="9205" cy="159560"/>
-                <wp:effectExtent l="76200" t="0" r="67310" b="50165"/>
-                <wp:wrapNone/>
-                <wp:docPr id="13" name="Straight Arrow Connector 13"/>
-                <wp:cNvGraphicFramePr/>
-                <a:graphic xmlns:a="http://schemas.openxmlformats.org/drawingml/2006/main">
-                  <a:graphicData uri="http://schemas.microsoft.com/office/word/2010/wordprocessingShape">
-                    <wps:wsp>
-                      <wps:cNvCnPr/>
-                      <wps:spPr>
-                        <a:xfrm>
-                          <a:off x="0" y="0"/>
-                          <a:ext cx="9205" cy="159560"/>
-                        </a:xfrm>
-                        <a:prstGeom prst="straightConnector1">
-                          <a:avLst/>
-                        </a:prstGeom>
-                        <a:ln>
-                          <a:solidFill>
-                            <a:schemeClr val="tx1"/>
-                          </a:solidFill>
-                          <a:tailEnd type="triangle"/>
-                        </a:ln>
-                      </wps:spPr>
-                      <wps:style>
-                        <a:lnRef idx="1">
-                          <a:schemeClr val="accent1"/>
-                        </a:lnRef>
-                        <a:fillRef idx="0">
-                          <a:schemeClr val="accent1"/>
-                        </a:fillRef>
-                        <a:effectRef idx="0">
-                          <a:schemeClr val="accent1"/>
-                        </a:effectRef>
-                        <a:fontRef idx="minor">
-                          <a:schemeClr val="tx1"/>
-                        </a:fontRef>
-                      </wps:style>
-                      <wps:bodyPr/>
-                    </wps:wsp>
-                  </a:graphicData>
-                </a:graphic>
-              </wp:anchor>
-            </w:drawing>
-          </mc:Choice>
-          <mc:Fallback>
-            <w:pict>
-              <v:shapetype w14:anchorId="5BF17370" id="_x0000_t32" coordsize="21600,21600" o:spt="32" o:oned="t" path="m,l21600,21600e" filled="f">
-                <v:path arrowok="t" fillok="f" o:connecttype="none"/>
-                <o:lock v:ext="edit" shapetype="t"/>
-              </v:shapetype>
-              <v:shape id="Straight Arrow Connector 13" o:spid="_x0000_s1026" type="#_x0000_t32" style="position:absolute;margin-left:387.85pt;margin-top:22.3pt;width:.7pt;height:12.55pt;z-index:251413504;visibility:visible;mso-wrap-style:square;mso-wrap-distance-left:9pt;mso-wrap-distance-top:0;mso-wrap-distance-right:9pt;mso-wrap-distance-bottom:0;mso-position-horizontal:absolute;mso-position-horizontal-relative:text;mso-position-vertical:absolute;mso-position-vertical-relative:text" o:gfxdata="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" strokecolor="black [3213]" strokeweight=".5pt">
-                <v:stroke endarrow="block" joinstyle="miter"/>
-              </v:shape>
-            </w:pict>
-          </mc:Fallback>
-        </mc:AlternateContent>
       </w:r>
       <w:r>
         <w:rPr>
@@ -5599,7 +5235,7 @@
                     <pic:cNvPicPr/>
                   </pic:nvPicPr>
                   <pic:blipFill rotWithShape="1">
-                    <a:blip r:embed="rId11">
+                    <a:blip r:embed="rId12">
                       <a:extLst>
                         <a:ext uri="{28A0092B-C50C-407E-A947-70E740481C1C}">
                           <a14:useLocalDpi xmlns:a14="http://schemas.microsoft.com/office/drawing/2010/main" val="0"/>
@@ -6392,7 +6028,7 @@
         <mc:AlternateContent>
           <mc:Choice Requires="wps">
             <w:drawing>
-              <wp:anchor distT="0" distB="0" distL="114300" distR="114300" simplePos="0" relativeHeight="251497472" behindDoc="0" locked="0" layoutInCell="1" allowOverlap="1" wp14:anchorId="5696D848" wp14:editId="3F627436">
+              <wp:anchor distT="0" distB="0" distL="114300" distR="114300" simplePos="0" relativeHeight="251497472" behindDoc="0" locked="0" layoutInCell="1" allowOverlap="1" wp14:anchorId="5696D848" wp14:editId="1957C212">
                 <wp:simplePos x="0" y="0"/>
                 <wp:positionH relativeFrom="margin">
                   <wp:posOffset>5117484</wp:posOffset>
@@ -6448,7 +6084,7 @@
           </mc:Choice>
           <mc:Fallback>
             <w:pict>
-              <v:shape w14:anchorId="00D612C8" id="Minus Sign 22" o:spid="_x0000_s1026" style="position:absolute;margin-left:402.95pt;margin-top:-64.65pt;width:3.6pt;height:267.6pt;rotation:90;z-index:251497472;visibility:visible;mso-wrap-style:square;mso-wrap-distance-left:9pt;mso-wrap-distance-top:0;mso-wrap-distance-right:9pt;mso-wrap-distance-bottom:0;mso-position-horizontal:absolute;mso-position-horizontal-relative:margin;mso-position-vertical:absolute;mso-position-vertical-relative:text;v-text-anchor:middle" coordsize="45719,3398292" o:gfxdata="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" path="m6060,1299507r33599,l39659,2098785r-33599,l6060,1299507xe" fillcolor="black [3200]" strokecolor="black [1600]" strokeweight="1pt">
+              <v:shape w14:anchorId="108C0DCE" id="Minus Sign 22" o:spid="_x0000_s1026" style="position:absolute;margin-left:402.95pt;margin-top:-64.65pt;width:3.6pt;height:267.6pt;rotation:90;z-index:251497472;visibility:visible;mso-wrap-style:square;mso-wrap-distance-left:9pt;mso-wrap-distance-top:0;mso-wrap-distance-right:9pt;mso-wrap-distance-bottom:0;mso-position-horizontal:absolute;mso-position-horizontal-relative:margin;mso-position-vertical:absolute;mso-position-vertical-relative:text;v-text-anchor:middle" coordsize="45719,3398292" o:gfxdata="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" path="m6060,1299507r33599,l39659,2098785r-33599,l6060,1299507xe" fillcolor="black [3200]" strokecolor="black [1600]" strokeweight="1pt">
                 <v:stroke joinstyle="miter"/>
                 <v:path arrowok="t" o:connecttype="custom" o:connectlocs="6060,1299507;39659,1299507;39659,2098785;6060,2098785;6060,1299507" o:connectangles="0,0,0,0,0"/>
                 <w10:wrap anchorx="margin"/>
@@ -6469,7 +6105,7 @@
         <mc:AlternateContent>
           <mc:Choice Requires="wps">
             <w:drawing>
-              <wp:anchor distT="0" distB="0" distL="114300" distR="114300" simplePos="0" relativeHeight="251450368" behindDoc="0" locked="0" layoutInCell="1" allowOverlap="1" wp14:anchorId="0F48DACB" wp14:editId="0AFF6DE1">
+              <wp:anchor distT="0" distB="0" distL="114300" distR="114300" simplePos="0" relativeHeight="251450368" behindDoc="0" locked="0" layoutInCell="1" allowOverlap="1" wp14:anchorId="0F48DACB" wp14:editId="737962E5">
                 <wp:simplePos x="0" y="0"/>
                 <wp:positionH relativeFrom="margin">
                   <wp:posOffset>1453051</wp:posOffset>
@@ -6494,6 +6130,10 @@
                         <a:prstGeom prst="mathMinus">
                           <a:avLst/>
                         </a:prstGeom>
+                        <a:solidFill>
+                          <a:schemeClr val="tx1"/>
+                        </a:solidFill>
+                        <a:ln w="3175"/>
                       </wps:spPr>
                       <wps:style>
                         <a:lnRef idx="2">
@@ -6520,12 +6160,15 @@
                     </wps:wsp>
                   </a:graphicData>
                 </a:graphic>
+                <wp14:sizeRelH relativeFrom="margin">
+                  <wp14:pctWidth>0</wp14:pctWidth>
+                </wp14:sizeRelH>
               </wp:anchor>
             </w:drawing>
           </mc:Choice>
           <mc:Fallback>
             <w:pict>
-              <v:shape w14:anchorId="374B2494" id="Minus Sign 18" o:spid="_x0000_s1026" style="position:absolute;margin-left:114.4pt;margin-top:-83.65pt;width:3.6pt;height:267.6pt;rotation:10023827fd;z-index:251450368;visibility:visible;mso-wrap-style:square;mso-wrap-distance-left:9pt;mso-wrap-distance-top:0;mso-wrap-distance-right:9pt;mso-wrap-distance-bottom:0;mso-position-horizontal:absolute;mso-position-horizontal-relative:margin;mso-position-vertical:absolute;mso-position-vertical-relative:text;v-text-anchor:middle" coordsize="45719,3398292" o:gfxdata="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" path="m6060,1299507r33599,l39659,2098785r-33599,l6060,1299507xe" fillcolor="black [3200]" strokecolor="black [1600]" strokeweight="1pt">
+              <v:shape w14:anchorId="61C4703F" id="Minus Sign 18" o:spid="_x0000_s1026" style="position:absolute;margin-left:114.4pt;margin-top:-83.65pt;width:3.6pt;height:267.6pt;rotation:10023827fd;z-index:251450368;visibility:visible;mso-wrap-style:square;mso-width-percent:0;mso-wrap-distance-left:9pt;mso-wrap-distance-top:0;mso-wrap-distance-right:9pt;mso-wrap-distance-bottom:0;mso-position-horizontal:absolute;mso-position-horizontal-relative:margin;mso-position-vertical:absolute;mso-position-vertical-relative:text;mso-width-percent:0;mso-width-relative:margin;v-text-anchor:middle" coordsize="45719,3398292" o:gfxdata="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" path="m6060,1299507r33599,l39659,2098785r-33599,l6060,1299507xe" fillcolor="black [3213]" strokecolor="black [1600]" strokeweight=".25pt">
                 <v:stroke joinstyle="miter"/>
                 <v:path arrowok="t" o:connecttype="custom" o:connectlocs="6060,1299507;39659,1299507;39659,2098785;6060,2098785;6060,1299507" o:connectangles="0,0,0,0,0"/>
                 <w10:wrap anchorx="margin"/>
@@ -6803,6 +6446,84 @@
           <w:szCs w:val="28"/>
         </w:rPr>
       </w:pPr>
+      <w:r>
+        <w:rPr>
+          <w:rFonts w:ascii="Times New Roman" w:hAnsi="Times New Roman" w:cs="Times New Roman"/>
+          <w:noProof/>
+          <w:sz w:val="28"/>
+          <w:szCs w:val="28"/>
+        </w:rPr>
+        <mc:AlternateContent>
+          <mc:Choice Requires="wps">
+            <w:drawing>
+              <wp:anchor distT="0" distB="0" distL="114300" distR="114300" simplePos="0" relativeHeight="251809792" behindDoc="0" locked="0" layoutInCell="1" allowOverlap="1" wp14:anchorId="1B123DE6" wp14:editId="54CA9CB2">
+                <wp:simplePos x="0" y="0"/>
+                <wp:positionH relativeFrom="page">
+                  <wp:posOffset>1467485</wp:posOffset>
+                </wp:positionH>
+                <wp:positionV relativeFrom="paragraph">
+                  <wp:posOffset>169789</wp:posOffset>
+                </wp:positionV>
+                <wp:extent cx="45719" cy="3397885"/>
+                <wp:effectExtent l="0" t="244793" r="0" b="237807"/>
+                <wp:wrapNone/>
+                <wp:docPr id="44" name="Minus Sign 44"/>
+                <wp:cNvGraphicFramePr/>
+                <a:graphic xmlns:a="http://schemas.openxmlformats.org/drawingml/2006/main">
+                  <a:graphicData uri="http://schemas.microsoft.com/office/word/2010/wordprocessingShape">
+                    <wps:wsp>
+                      <wps:cNvSpPr/>
+                      <wps:spPr>
+                        <a:xfrm rot="3252744">
+                          <a:off x="0" y="0"/>
+                          <a:ext cx="45719" cy="3397885"/>
+                        </a:xfrm>
+                        <a:prstGeom prst="mathMinus">
+                          <a:avLst/>
+                        </a:prstGeom>
+                      </wps:spPr>
+                      <wps:style>
+                        <a:lnRef idx="2">
+                          <a:schemeClr val="dk1">
+                            <a:shade val="50000"/>
+                          </a:schemeClr>
+                        </a:lnRef>
+                        <a:fillRef idx="1">
+                          <a:schemeClr val="dk1"/>
+                        </a:fillRef>
+                        <a:effectRef idx="0">
+                          <a:schemeClr val="dk1"/>
+                        </a:effectRef>
+                        <a:fontRef idx="minor">
+                          <a:schemeClr val="lt1"/>
+                        </a:fontRef>
+                      </wps:style>
+                      <wps:bodyPr rot="0" spcFirstLastPara="0" vertOverflow="overflow" horzOverflow="overflow" vert="horz" wrap="square" lIns="91440" tIns="45720" rIns="91440" bIns="45720" numCol="1" spcCol="0" rtlCol="0" fromWordArt="0" anchor="ctr" anchorCtr="0" forceAA="0" compatLnSpc="1">
+                        <a:prstTxWarp prst="textNoShape">
+                          <a:avLst/>
+                        </a:prstTxWarp>
+                        <a:noAutofit/>
+                      </wps:bodyPr>
+                    </wps:wsp>
+                  </a:graphicData>
+                </a:graphic>
+                <wp14:sizeRelH relativeFrom="margin">
+                  <wp14:pctWidth>0</wp14:pctWidth>
+                </wp14:sizeRelH>
+              </wp:anchor>
+            </w:drawing>
+          </mc:Choice>
+          <mc:Fallback>
+            <w:pict>
+              <v:shape w14:anchorId="31AD8F76" id="Minus Sign 44" o:spid="_x0000_s1026" style="position:absolute;margin-left:115.55pt;margin-top:13.35pt;width:3.6pt;height:267.55pt;rotation:3552864fd;z-index:251809792;visibility:visible;mso-wrap-style:square;mso-width-percent:0;mso-wrap-distance-left:9pt;mso-wrap-distance-top:0;mso-wrap-distance-right:9pt;mso-wrap-distance-bottom:0;mso-position-horizontal:absolute;mso-position-horizontal-relative:page;mso-position-vertical:absolute;mso-position-vertical-relative:text;mso-width-percent:0;mso-width-relative:margin;v-text-anchor:middle" coordsize="45719,3397885" o:gfxdata="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" path="m6060,1299351r33599,l39659,2098534r-33599,l6060,1299351xe" fillcolor="black [3200]" strokecolor="black [1600]" strokeweight="1pt">
+                <v:stroke joinstyle="miter"/>
+                <v:path arrowok="t" o:connecttype="custom" o:connectlocs="6060,1299351;39659,1299351;39659,2098534;6060,2098534;6060,1299351" o:connectangles="0,0,0,0,0"/>
+                <w10:wrap anchorx="page"/>
+              </v:shape>
+            </w:pict>
+          </mc:Fallback>
+        </mc:AlternateContent>
+      </w:r>
       <w:r>
         <w:rPr>
           <w:rFonts w:ascii="Times New Roman" w:hAnsi="Times New Roman" w:cs="Times New Roman"/>
@@ -7086,7 +6807,7 @@
         <mc:AlternateContent>
           <mc:Choice Requires="wps">
             <w:drawing>
-              <wp:anchor distT="0" distB="0" distL="114300" distR="114300" simplePos="0" relativeHeight="251823104" behindDoc="0" locked="0" layoutInCell="1" allowOverlap="1" wp14:anchorId="33DEEF21" wp14:editId="175D1F76">
+              <wp:anchor distT="0" distB="0" distL="114300" distR="114300" simplePos="0" relativeHeight="251823104" behindDoc="0" locked="0" layoutInCell="1" allowOverlap="1" wp14:anchorId="33DEEF21" wp14:editId="16A91560">
                 <wp:simplePos x="0" y="0"/>
                 <wp:positionH relativeFrom="margin">
                   <wp:posOffset>3463372</wp:posOffset>
@@ -7142,85 +6863,10 @@
           </mc:Choice>
           <mc:Fallback>
             <w:pict>
-              <v:shape w14:anchorId="02A34A6B" id="Minus Sign 45" o:spid="_x0000_s1026" style="position:absolute;margin-left:272.7pt;margin-top:6.6pt;width:3.6pt;height:267.6pt;rotation:180;z-index:251823104;visibility:visible;mso-wrap-style:square;mso-wrap-distance-left:9pt;mso-wrap-distance-top:0;mso-wrap-distance-right:9pt;mso-wrap-distance-bottom:0;mso-position-horizontal:absolute;mso-position-horizontal-relative:margin;mso-position-vertical:absolute;mso-position-vertical-relative:text;v-text-anchor:middle" coordsize="45719,3398292" o:gfxdata="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" path="m6060,1299507r33599,l39659,2098785r-33599,l6060,1299507xe" fillcolor="black [3200]" strokecolor="black [1600]" strokeweight="1pt">
+              <v:shape w14:anchorId="3FD8ED0F" id="Minus Sign 45" o:spid="_x0000_s1026" style="position:absolute;margin-left:272.7pt;margin-top:6.6pt;width:3.6pt;height:267.6pt;rotation:180;z-index:251823104;visibility:visible;mso-wrap-style:square;mso-wrap-distance-left:9pt;mso-wrap-distance-top:0;mso-wrap-distance-right:9pt;mso-wrap-distance-bottom:0;mso-position-horizontal:absolute;mso-position-horizontal-relative:margin;mso-position-vertical:absolute;mso-position-vertical-relative:text;v-text-anchor:middle" coordsize="45719,3398292" o:gfxdata="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" path="m6060,1299507r33599,l39659,2098785r-33599,l6060,1299507xe" fillcolor="black [3200]" strokecolor="black [1600]" strokeweight="1pt">
                 <v:stroke joinstyle="miter"/>
                 <v:path arrowok="t" o:connecttype="custom" o:connectlocs="6060,1299507;39659,1299507;39659,2098785;6060,2098785;6060,1299507" o:connectangles="0,0,0,0,0"/>
                 <w10:wrap anchorx="margin"/>
-              </v:shape>
-            </w:pict>
-          </mc:Fallback>
-        </mc:AlternateContent>
-      </w:r>
-      <w:r>
-        <w:rPr>
-          <w:rFonts w:ascii="Times New Roman" w:hAnsi="Times New Roman" w:cs="Times New Roman"/>
-          <w:noProof/>
-          <w:sz w:val="28"/>
-          <w:szCs w:val="28"/>
-        </w:rPr>
-        <mc:AlternateContent>
-          <mc:Choice Requires="wps">
-            <w:drawing>
-              <wp:anchor distT="0" distB="0" distL="114300" distR="114300" simplePos="0" relativeHeight="251809792" behindDoc="0" locked="0" layoutInCell="1" allowOverlap="1" wp14:anchorId="1B123DE6" wp14:editId="6A8CA74A">
-                <wp:simplePos x="0" y="0"/>
-                <wp:positionH relativeFrom="page">
-                  <wp:posOffset>1850304</wp:posOffset>
-                </wp:positionH>
-                <wp:positionV relativeFrom="paragraph">
-                  <wp:posOffset>246628</wp:posOffset>
-                </wp:positionV>
-                <wp:extent cx="45719" cy="3398292"/>
-                <wp:effectExtent l="0" t="247650" r="0" b="240665"/>
-                <wp:wrapNone/>
-                <wp:docPr id="44" name="Minus Sign 44"/>
-                <wp:cNvGraphicFramePr/>
-                <a:graphic xmlns:a="http://schemas.openxmlformats.org/drawingml/2006/main">
-                  <a:graphicData uri="http://schemas.microsoft.com/office/word/2010/wordprocessingShape">
-                    <wps:wsp>
-                      <wps:cNvSpPr/>
-                      <wps:spPr>
-                        <a:xfrm rot="3252744">
-                          <a:off x="0" y="0"/>
-                          <a:ext cx="45719" cy="3398292"/>
-                        </a:xfrm>
-                        <a:prstGeom prst="mathMinus">
-                          <a:avLst/>
-                        </a:prstGeom>
-                      </wps:spPr>
-                      <wps:style>
-                        <a:lnRef idx="2">
-                          <a:schemeClr val="dk1">
-                            <a:shade val="50000"/>
-                          </a:schemeClr>
-                        </a:lnRef>
-                        <a:fillRef idx="1">
-                          <a:schemeClr val="dk1"/>
-                        </a:fillRef>
-                        <a:effectRef idx="0">
-                          <a:schemeClr val="dk1"/>
-                        </a:effectRef>
-                        <a:fontRef idx="minor">
-                          <a:schemeClr val="lt1"/>
-                        </a:fontRef>
-                      </wps:style>
-                      <wps:bodyPr rot="0" spcFirstLastPara="0" vertOverflow="overflow" horzOverflow="overflow" vert="horz" wrap="square" lIns="91440" tIns="45720" rIns="91440" bIns="45720" numCol="1" spcCol="0" rtlCol="0" fromWordArt="0" anchor="ctr" anchorCtr="0" forceAA="0" compatLnSpc="1">
-                        <a:prstTxWarp prst="textNoShape">
-                          <a:avLst/>
-                        </a:prstTxWarp>
-                        <a:noAutofit/>
-                      </wps:bodyPr>
-                    </wps:wsp>
-                  </a:graphicData>
-                </a:graphic>
-              </wp:anchor>
-            </w:drawing>
-          </mc:Choice>
-          <mc:Fallback>
-            <w:pict>
-              <v:shape w14:anchorId="5A986927" id="Minus Sign 44" o:spid="_x0000_s1026" style="position:absolute;margin-left:145.7pt;margin-top:19.4pt;width:3.6pt;height:267.6pt;rotation:3552864fd;z-index:251809792;visibility:visible;mso-wrap-style:square;mso-wrap-distance-left:9pt;mso-wrap-distance-top:0;mso-wrap-distance-right:9pt;mso-wrap-distance-bottom:0;mso-position-horizontal:absolute;mso-position-horizontal-relative:page;mso-position-vertical:absolute;mso-position-vertical-relative:text;v-text-anchor:middle" coordsize="45719,3398292" o:gfxdata="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" path="m6060,1299507r33599,l39659,2098785r-33599,l6060,1299507xe" fillcolor="black [3200]" strokecolor="black [1600]" strokeweight="1pt">
-                <v:stroke joinstyle="miter"/>
-                <v:path arrowok="t" o:connecttype="custom" o:connectlocs="6060,1299507;39659,1299507;39659,2098785;6060,2098785;6060,1299507" o:connectangles="0,0,0,0,0"/>
-                <w10:wrap anchorx="page"/>
               </v:shape>
             </w:pict>
           </mc:Fallback>
@@ -7981,6 +7627,83 @@
       <w:r>
         <w:rPr>
           <w:rFonts w:ascii="Times New Roman" w:hAnsi="Times New Roman" w:cs="Times New Roman"/>
+          <w:b/>
+          <w:bCs/>
+          <w:noProof/>
+          <w:sz w:val="28"/>
+          <w:szCs w:val="28"/>
+        </w:rPr>
+        <mc:AlternateContent>
+          <mc:Choice Requires="wps">
+            <w:drawing>
+              <wp:anchor distT="0" distB="0" distL="114300" distR="114300" simplePos="0" relativeHeight="251991040" behindDoc="0" locked="0" layoutInCell="1" allowOverlap="1" wp14:anchorId="62FF2C44" wp14:editId="05E568A2">
+                <wp:simplePos x="0" y="0"/>
+                <wp:positionH relativeFrom="margin">
+                  <wp:posOffset>1069339</wp:posOffset>
+                </wp:positionH>
+                <wp:positionV relativeFrom="paragraph">
+                  <wp:posOffset>67344</wp:posOffset>
+                </wp:positionV>
+                <wp:extent cx="45719" cy="3398292"/>
+                <wp:effectExtent l="0" t="38100" r="0" b="31115"/>
+                <wp:wrapNone/>
+                <wp:docPr id="994092856" name="Minus Sign 994092856"/>
+                <wp:cNvGraphicFramePr/>
+                <a:graphic xmlns:a="http://schemas.openxmlformats.org/drawingml/2006/main">
+                  <a:graphicData uri="http://schemas.microsoft.com/office/word/2010/wordprocessingShape">
+                    <wps:wsp>
+                      <wps:cNvSpPr/>
+                      <wps:spPr>
+                        <a:xfrm rot="5559367">
+                          <a:off x="0" y="0"/>
+                          <a:ext cx="45719" cy="3398292"/>
+                        </a:xfrm>
+                        <a:prstGeom prst="mathMinus">
+                          <a:avLst/>
+                        </a:prstGeom>
+                      </wps:spPr>
+                      <wps:style>
+                        <a:lnRef idx="2">
+                          <a:schemeClr val="dk1">
+                            <a:shade val="50000"/>
+                          </a:schemeClr>
+                        </a:lnRef>
+                        <a:fillRef idx="1">
+                          <a:schemeClr val="dk1"/>
+                        </a:fillRef>
+                        <a:effectRef idx="0">
+                          <a:schemeClr val="dk1"/>
+                        </a:effectRef>
+                        <a:fontRef idx="minor">
+                          <a:schemeClr val="lt1"/>
+                        </a:fontRef>
+                      </wps:style>
+                      <wps:bodyPr rot="0" spcFirstLastPara="0" vertOverflow="overflow" horzOverflow="overflow" vert="horz" wrap="square" lIns="91440" tIns="45720" rIns="91440" bIns="45720" numCol="1" spcCol="0" rtlCol="0" fromWordArt="0" anchor="ctr" anchorCtr="0" forceAA="0" compatLnSpc="1">
+                        <a:prstTxWarp prst="textNoShape">
+                          <a:avLst/>
+                        </a:prstTxWarp>
+                        <a:noAutofit/>
+                      </wps:bodyPr>
+                    </wps:wsp>
+                  </a:graphicData>
+                </a:graphic>
+              </wp:anchor>
+            </w:drawing>
+          </mc:Choice>
+          <mc:Fallback>
+            <w:pict>
+              <v:shape w14:anchorId="6B92D5AB" id="Minus Sign 994092856" o:spid="_x0000_s1026" style="position:absolute;margin-left:84.2pt;margin-top:5.3pt;width:3.6pt;height:267.6pt;rotation:6072311fd;z-index:251991040;visibility:visible;mso-wrap-style:square;mso-wrap-distance-left:9pt;mso-wrap-distance-top:0;mso-wrap-distance-right:9pt;mso-wrap-distance-bottom:0;mso-position-horizontal:absolute;mso-position-horizontal-relative:margin;mso-position-vertical:absolute;mso-position-vertical-relative:text;v-text-anchor:middle" coordsize="45719,3398292" o:gfxdata="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" path="m6060,1299507r33599,l39659,2098785r-33599,l6060,1299507xe" fillcolor="black [3200]" strokecolor="black [1600]" strokeweight="1pt">
+                <v:stroke joinstyle="miter"/>
+                <v:path arrowok="t" o:connecttype="custom" o:connectlocs="6060,1299507;39659,1299507;39659,2098785;6060,2098785;6060,1299507" o:connectangles="0,0,0,0,0"/>
+                <w10:wrap anchorx="margin"/>
+              </v:shape>
+            </w:pict>
+          </mc:Fallback>
+        </mc:AlternateContent>
+      </w:r>
+      <w:r>
+        <w:rPr>
+          <w:rFonts w:ascii="Times New Roman" w:hAnsi="Times New Roman" w:cs="Times New Roman"/>
           <w:noProof/>
           <w:sz w:val="28"/>
           <w:szCs w:val="28"/>
@@ -8140,82 +7863,7 @@
         <mc:AlternateContent>
           <mc:Choice Requires="wps">
             <w:drawing>
-              <wp:anchor distT="0" distB="0" distL="114300" distR="114300" simplePos="0" relativeHeight="251797504" behindDoc="0" locked="0" layoutInCell="1" allowOverlap="1" wp14:anchorId="7E3798AA" wp14:editId="5CEEE47E">
-                <wp:simplePos x="0" y="0"/>
-                <wp:positionH relativeFrom="margin">
-                  <wp:posOffset>1011021</wp:posOffset>
-                </wp:positionH>
-                <wp:positionV relativeFrom="paragraph">
-                  <wp:posOffset>154040</wp:posOffset>
-                </wp:positionV>
-                <wp:extent cx="45719" cy="3398292"/>
-                <wp:effectExtent l="0" t="38100" r="0" b="31115"/>
-                <wp:wrapNone/>
-                <wp:docPr id="43" name="Minus Sign 43"/>
-                <wp:cNvGraphicFramePr/>
-                <a:graphic xmlns:a="http://schemas.openxmlformats.org/drawingml/2006/main">
-                  <a:graphicData uri="http://schemas.microsoft.com/office/word/2010/wordprocessingShape">
-                    <wps:wsp>
-                      <wps:cNvSpPr/>
-                      <wps:spPr>
-                        <a:xfrm rot="5559367">
-                          <a:off x="0" y="0"/>
-                          <a:ext cx="45719" cy="3398292"/>
-                        </a:xfrm>
-                        <a:prstGeom prst="mathMinus">
-                          <a:avLst/>
-                        </a:prstGeom>
-                      </wps:spPr>
-                      <wps:style>
-                        <a:lnRef idx="2">
-                          <a:schemeClr val="dk1">
-                            <a:shade val="50000"/>
-                          </a:schemeClr>
-                        </a:lnRef>
-                        <a:fillRef idx="1">
-                          <a:schemeClr val="dk1"/>
-                        </a:fillRef>
-                        <a:effectRef idx="0">
-                          <a:schemeClr val="dk1"/>
-                        </a:effectRef>
-                        <a:fontRef idx="minor">
-                          <a:schemeClr val="lt1"/>
-                        </a:fontRef>
-                      </wps:style>
-                      <wps:bodyPr rot="0" spcFirstLastPara="0" vertOverflow="overflow" horzOverflow="overflow" vert="horz" wrap="square" lIns="91440" tIns="45720" rIns="91440" bIns="45720" numCol="1" spcCol="0" rtlCol="0" fromWordArt="0" anchor="ctr" anchorCtr="0" forceAA="0" compatLnSpc="1">
-                        <a:prstTxWarp prst="textNoShape">
-                          <a:avLst/>
-                        </a:prstTxWarp>
-                        <a:noAutofit/>
-                      </wps:bodyPr>
-                    </wps:wsp>
-                  </a:graphicData>
-                </a:graphic>
-              </wp:anchor>
-            </w:drawing>
-          </mc:Choice>
-          <mc:Fallback>
-            <w:pict>
-              <v:shape w14:anchorId="1C486A61" id="Minus Sign 43" o:spid="_x0000_s1026" style="position:absolute;margin-left:79.6pt;margin-top:12.15pt;width:3.6pt;height:267.6pt;rotation:6072311fd;z-index:251797504;visibility:visible;mso-wrap-style:square;mso-wrap-distance-left:9pt;mso-wrap-distance-top:0;mso-wrap-distance-right:9pt;mso-wrap-distance-bottom:0;mso-position-horizontal:absolute;mso-position-horizontal-relative:margin;mso-position-vertical:absolute;mso-position-vertical-relative:text;v-text-anchor:middle" coordsize="45719,3398292" o:gfxdata="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" path="m6060,1299507r33599,l39659,2098785r-33599,l6060,1299507xe" fillcolor="black [3200]" strokecolor="black [1600]" strokeweight="1pt">
-                <v:stroke joinstyle="miter"/>
-                <v:path arrowok="t" o:connecttype="custom" o:connectlocs="6060,1299507;39659,1299507;39659,2098785;6060,2098785;6060,1299507" o:connectangles="0,0,0,0,0"/>
-                <w10:wrap anchorx="margin"/>
-              </v:shape>
-            </w:pict>
-          </mc:Fallback>
-        </mc:AlternateContent>
-      </w:r>
-      <w:r>
-        <w:rPr>
-          <w:rFonts w:ascii="Times New Roman" w:hAnsi="Times New Roman" w:cs="Times New Roman"/>
-          <w:noProof/>
-          <w:sz w:val="28"/>
-          <w:szCs w:val="28"/>
-        </w:rPr>
-        <mc:AlternateContent>
-          <mc:Choice Requires="wps">
-            <w:drawing>
-              <wp:anchor distT="0" distB="0" distL="114300" distR="114300" simplePos="0" relativeHeight="251789312" behindDoc="0" locked="0" layoutInCell="1" allowOverlap="1" wp14:anchorId="4B3C25AF" wp14:editId="53C0951E">
+              <wp:anchor distT="0" distB="0" distL="114300" distR="114300" simplePos="0" relativeHeight="251789312" behindDoc="0" locked="0" layoutInCell="1" allowOverlap="1" wp14:anchorId="4B3C25AF" wp14:editId="3852C665">
                 <wp:simplePos x="0" y="0"/>
                 <wp:positionH relativeFrom="column">
                   <wp:posOffset>3731385</wp:posOffset>
@@ -8277,7 +7925,7 @@
           </mc:Choice>
           <mc:Fallback>
             <w:pict>
-              <v:rect w14:anchorId="15597342" id="Rectangle 42" o:spid="_x0000_s1026" style="position:absolute;margin-left:293.8pt;margin-top:17.25pt;width:108.65pt;height:22.95pt;z-index:251789312;visibility:visible;mso-wrap-style:square;mso-wrap-distance-left:9pt;mso-wrap-distance-top:0;mso-wrap-distance-right:9pt;mso-wrap-distance-bottom:0;mso-position-horizontal:absolute;mso-position-horizontal-relative:text;mso-position-vertical:absolute;mso-position-vertical-relative:text;v-text-anchor:middle" o:gfxdata="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" filled="f" strokecolor="black [3213]" strokeweight="1pt"/>
+              <v:rect w14:anchorId="0FB750E0" id="Rectangle 42" o:spid="_x0000_s1026" style="position:absolute;margin-left:293.8pt;margin-top:17.25pt;width:108.65pt;height:22.95pt;z-index:251789312;visibility:visible;mso-wrap-style:square;mso-wrap-distance-left:9pt;mso-wrap-distance-top:0;mso-wrap-distance-right:9pt;mso-wrap-distance-bottom:0;mso-position-horizontal:absolute;mso-position-horizontal-relative:text;mso-position-vertical:absolute;mso-position-vertical-relative:text;v-text-anchor:middle" o:gfxdata="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" filled="f" strokecolor="black [3213]" strokeweight="1pt"/>
             </w:pict>
           </mc:Fallback>
         </mc:AlternateContent>
@@ -8441,6 +8089,107 @@
         <mc:AlternateContent>
           <mc:Choice Requires="wps">
             <w:drawing>
+              <wp:anchor distT="0" distB="0" distL="114300" distR="114300" simplePos="0" relativeHeight="251857920" behindDoc="0" locked="0" layoutInCell="1" allowOverlap="1" wp14:anchorId="1943805F" wp14:editId="6C97BBDE">
+                <wp:simplePos x="0" y="0"/>
+                <wp:positionH relativeFrom="column">
+                  <wp:posOffset>1209675</wp:posOffset>
+                </wp:positionH>
+                <wp:positionV relativeFrom="paragraph">
+                  <wp:posOffset>74295</wp:posOffset>
+                </wp:positionV>
+                <wp:extent cx="532765" cy="475615"/>
+                <wp:effectExtent l="0" t="0" r="0" b="635"/>
+                <wp:wrapNone/>
+                <wp:docPr id="51" name="Text Box 51"/>
+                <wp:cNvGraphicFramePr/>
+                <a:graphic xmlns:a="http://schemas.openxmlformats.org/drawingml/2006/main">
+                  <a:graphicData uri="http://schemas.microsoft.com/office/word/2010/wordprocessingShape">
+                    <wps:wsp>
+                      <wps:cNvSpPr txBox="1"/>
+                      <wps:spPr>
+                        <a:xfrm>
+                          <a:off x="0" y="0"/>
+                          <a:ext cx="532765" cy="475615"/>
+                        </a:xfrm>
+                        <a:prstGeom prst="rect">
+                          <a:avLst/>
+                        </a:prstGeom>
+                        <a:noFill/>
+                        <a:ln w="6350">
+                          <a:noFill/>
+                        </a:ln>
+                      </wps:spPr>
+                      <wps:txbx>
+                        <w:txbxContent>
+                          <w:p>
+                            <w:pPr>
+                              <w:rPr>
+                                <w:b/>
+                                <w:bCs/>
+                              </w:rPr>
+                            </w:pPr>
+                            <w:r>
+                              <w:rPr>
+                                <w:b/>
+                                <w:bCs/>
+                              </w:rPr>
+                              <w:t>S</w:t>
+                            </w:r>
+                          </w:p>
+                        </w:txbxContent>
+                      </wps:txbx>
+                      <wps:bodyPr rot="0" spcFirstLastPara="0" vertOverflow="overflow" horzOverflow="overflow" vert="horz" wrap="square" lIns="91440" tIns="45720" rIns="91440" bIns="45720" numCol="1" spcCol="0" rtlCol="0" fromWordArt="0" anchor="t" anchorCtr="0" forceAA="0" compatLnSpc="1">
+                        <a:prstTxWarp prst="textNoShape">
+                          <a:avLst/>
+                        </a:prstTxWarp>
+                        <a:noAutofit/>
+                      </wps:bodyPr>
+                    </wps:wsp>
+                  </a:graphicData>
+                </a:graphic>
+                <wp14:sizeRelV relativeFrom="margin">
+                  <wp14:pctHeight>0</wp14:pctHeight>
+                </wp14:sizeRelV>
+              </wp:anchor>
+            </w:drawing>
+          </mc:Choice>
+          <mc:Fallback>
+            <w:pict>
+              <v:shape w14:anchorId="1943805F" id="Text Box 51" o:spid="_x0000_s1042" type="#_x0000_t202" style="position:absolute;margin-left:95.25pt;margin-top:5.85pt;width:41.95pt;height:37.45pt;z-index:251857920;visibility:visible;mso-wrap-style:square;mso-height-percent:0;mso-wrap-distance-left:9pt;mso-wrap-distance-top:0;mso-wrap-distance-right:9pt;mso-wrap-distance-bottom:0;mso-position-horizontal:absolute;mso-position-horizontal-relative:text;mso-position-vertical:absolute;mso-position-vertical-relative:text;mso-height-percent:0;mso-height-relative:margin;v-text-anchor:top" o:gfxdata="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" filled="f" stroked="f" strokeweight=".5pt">
+                <v:textbox>
+                  <w:txbxContent>
+                    <w:p>
+                      <w:pPr>
+                        <w:rPr>
+                          <w:b/>
+                          <w:bCs/>
+                        </w:rPr>
+                      </w:pPr>
+                      <w:r>
+                        <w:rPr>
+                          <w:b/>
+                          <w:bCs/>
+                        </w:rPr>
+                        <w:t>S</w:t>
+                      </w:r>
+                    </w:p>
+                  </w:txbxContent>
+                </v:textbox>
+              </v:shape>
+            </w:pict>
+          </mc:Fallback>
+        </mc:AlternateContent>
+      </w:r>
+      <w:r>
+        <w:rPr>
+          <w:rFonts w:ascii="Times New Roman" w:hAnsi="Times New Roman" w:cs="Times New Roman"/>
+          <w:noProof/>
+          <w:sz w:val="28"/>
+          <w:szCs w:val="28"/>
+        </w:rPr>
+        <mc:AlternateContent>
+          <mc:Choice Requires="wps">
+            <w:drawing>
               <wp:anchor distT="0" distB="0" distL="114300" distR="114300" simplePos="0" relativeHeight="251841536" behindDoc="0" locked="0" layoutInCell="1" allowOverlap="1" wp14:anchorId="774D53A8" wp14:editId="22680F0B">
                 <wp:simplePos x="0" y="0"/>
                 <wp:positionH relativeFrom="column">
@@ -8504,7 +8253,7 @@
           </mc:Choice>
           <mc:Fallback>
             <w:pict>
-              <v:shape w14:anchorId="774D53A8" id="Text Box 49" o:spid="_x0000_s1042" type="#_x0000_t202" style="position:absolute;margin-left:108.2pt;margin-top:57.55pt;width:41.95pt;height:32.25pt;z-index:251841536;visibility:visible;mso-wrap-style:square;mso-wrap-distance-left:9pt;mso-wrap-distance-top:0;mso-wrap-distance-right:9pt;mso-wrap-distance-bottom:0;mso-position-horizontal:absolute;mso-position-horizontal-relative:text;mso-position-vertical:absolute;mso-position-vertical-relative:text;v-text-anchor:top" o:gfxdata="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" filled="f" stroked="f" strokeweight=".5pt">
+              <v:shape w14:anchorId="774D53A8" id="Text Box 49" o:spid="_x0000_s1043" type="#_x0000_t202" style="position:absolute;margin-left:108.2pt;margin-top:57.55pt;width:41.95pt;height:32.25pt;z-index:251841536;visibility:visible;mso-wrap-style:square;mso-wrap-distance-left:9pt;mso-wrap-distance-top:0;mso-wrap-distance-right:9pt;mso-wrap-distance-bottom:0;mso-position-horizontal:absolute;mso-position-horizontal-relative:text;mso-position-vertical:absolute;mso-position-vertical-relative:text;v-text-anchor:top" o:gfxdata="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" filled="f" stroked="f" strokeweight=".5pt">
                 <v:textbox>
                   <w:txbxContent>
                     <w:p>
@@ -8539,7 +8288,7 @@
         <mc:AlternateContent>
           <mc:Choice Requires="wps">
             <w:drawing>
-              <wp:anchor distT="0" distB="0" distL="114300" distR="114300" simplePos="0" relativeHeight="251848704" behindDoc="0" locked="0" layoutInCell="1" allowOverlap="1" wp14:anchorId="50159CC5" wp14:editId="0D15ED85">
+              <wp:anchor distT="0" distB="0" distL="114300" distR="114300" simplePos="0" relativeHeight="251848704" behindDoc="0" locked="0" layoutInCell="1" allowOverlap="1" wp14:anchorId="50159CC5" wp14:editId="5C4555AA">
                 <wp:simplePos x="0" y="0"/>
                 <wp:positionH relativeFrom="column">
                   <wp:posOffset>365573</wp:posOffset>
@@ -8602,7 +8351,7 @@
           </mc:Choice>
           <mc:Fallback>
             <w:pict>
-              <v:shape w14:anchorId="50159CC5" id="Text Box 50" o:spid="_x0000_s1043" type="#_x0000_t202" style="position:absolute;margin-left:28.8pt;margin-top:51.3pt;width:41.95pt;height:32.25pt;z-index:251848704;visibility:visible;mso-wrap-style:square;mso-wrap-distance-left:9pt;mso-wrap-distance-top:0;mso-wrap-distance-right:9pt;mso-wrap-distance-bottom:0;mso-position-horizontal:absolute;mso-position-horizontal-relative:text;mso-position-vertical:absolute;mso-position-vertical-relative:text;v-text-anchor:top" o:gfxdata="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" filled="f" stroked="f" strokeweight=".5pt">
+              <v:shape w14:anchorId="50159CC5" id="Text Box 50" o:spid="_x0000_s1044" type="#_x0000_t202" style="position:absolute;margin-left:28.8pt;margin-top:51.3pt;width:41.95pt;height:32.25pt;z-index:251848704;visibility:visible;mso-wrap-style:square;mso-wrap-distance-left:9pt;mso-wrap-distance-top:0;mso-wrap-distance-right:9pt;mso-wrap-distance-bottom:0;mso-position-horizontal:absolute;mso-position-horizontal-relative:text;mso-position-vertical:absolute;mso-position-vertical-relative:text;v-text-anchor:top" o:gfxdata="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" filled="f" stroked="f" strokeweight=".5pt">
                 <v:textbox>
                   <w:txbxContent>
                     <w:p>
@@ -8618,104 +8367,6 @@
                           <w:bCs/>
                         </w:rPr>
                         <w:t>T</w:t>
-                      </w:r>
-                    </w:p>
-                  </w:txbxContent>
-                </v:textbox>
-              </v:shape>
-            </w:pict>
-          </mc:Fallback>
-        </mc:AlternateContent>
-      </w:r>
-      <w:r>
-        <w:rPr>
-          <w:rFonts w:ascii="Times New Roman" w:hAnsi="Times New Roman" w:cs="Times New Roman"/>
-          <w:noProof/>
-          <w:sz w:val="28"/>
-          <w:szCs w:val="28"/>
-        </w:rPr>
-        <mc:AlternateContent>
-          <mc:Choice Requires="wps">
-            <w:drawing>
-              <wp:anchor distT="0" distB="0" distL="114300" distR="114300" simplePos="0" relativeHeight="251857920" behindDoc="0" locked="0" layoutInCell="1" allowOverlap="1" wp14:anchorId="1943805F" wp14:editId="1D45B699">
-                <wp:simplePos x="0" y="0"/>
-                <wp:positionH relativeFrom="column">
-                  <wp:posOffset>1206711</wp:posOffset>
-                </wp:positionH>
-                <wp:positionV relativeFrom="paragraph">
-                  <wp:posOffset>140845</wp:posOffset>
-                </wp:positionV>
-                <wp:extent cx="532933" cy="409516"/>
-                <wp:effectExtent l="0" t="0" r="0" b="0"/>
-                <wp:wrapNone/>
-                <wp:docPr id="51" name="Text Box 51"/>
-                <wp:cNvGraphicFramePr/>
-                <a:graphic xmlns:a="http://schemas.openxmlformats.org/drawingml/2006/main">
-                  <a:graphicData uri="http://schemas.microsoft.com/office/word/2010/wordprocessingShape">
-                    <wps:wsp>
-                      <wps:cNvSpPr txBox="1"/>
-                      <wps:spPr>
-                        <a:xfrm>
-                          <a:off x="0" y="0"/>
-                          <a:ext cx="532933" cy="409516"/>
-                        </a:xfrm>
-                        <a:prstGeom prst="rect">
-                          <a:avLst/>
-                        </a:prstGeom>
-                        <a:noFill/>
-                        <a:ln w="6350">
-                          <a:noFill/>
-                        </a:ln>
-                      </wps:spPr>
-                      <wps:txbx>
-                        <w:txbxContent>
-                          <w:p>
-                            <w:pPr>
-                              <w:rPr>
-                                <w:b/>
-                                <w:bCs/>
-                              </w:rPr>
-                            </w:pPr>
-                            <w:r>
-                              <w:rPr>
-                                <w:b/>
-                                <w:bCs/>
-                              </w:rPr>
-                              <w:t>S</w:t>
-                            </w:r>
-                          </w:p>
-                        </w:txbxContent>
-                      </wps:txbx>
-                      <wps:bodyPr rot="0" spcFirstLastPara="0" vertOverflow="overflow" horzOverflow="overflow" vert="horz" wrap="square" lIns="91440" tIns="45720" rIns="91440" bIns="45720" numCol="1" spcCol="0" rtlCol="0" fromWordArt="0" anchor="t" anchorCtr="0" forceAA="0" compatLnSpc="1">
-                        <a:prstTxWarp prst="textNoShape">
-                          <a:avLst/>
-                        </a:prstTxWarp>
-                        <a:noAutofit/>
-                      </wps:bodyPr>
-                    </wps:wsp>
-                  </a:graphicData>
-                </a:graphic>
-              </wp:anchor>
-            </w:drawing>
-          </mc:Choice>
-          <mc:Fallback>
-            <w:pict>
-              <v:shape w14:anchorId="1943805F" id="Text Box 51" o:spid="_x0000_s1044" type="#_x0000_t202" style="position:absolute;margin-left:95pt;margin-top:11.1pt;width:41.95pt;height:32.25pt;z-index:251857920;visibility:visible;mso-wrap-style:square;mso-wrap-distance-left:9pt;mso-wrap-distance-top:0;mso-wrap-distance-right:9pt;mso-wrap-distance-bottom:0;mso-position-horizontal:absolute;mso-position-horizontal-relative:text;mso-position-vertical:absolute;mso-position-vertical-relative:text;v-text-anchor:top" o:gfxdata="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" filled="f" stroked="f" strokeweight=".5pt">
-                <v:textbox>
-                  <w:txbxContent>
-                    <w:p>
-                      <w:pPr>
-                        <w:rPr>
-                          <w:b/>
-                          <w:bCs/>
-                        </w:rPr>
-                      </w:pPr>
-                      <w:r>
-                        <w:rPr>
-                          <w:b/>
-                          <w:bCs/>
-                        </w:rPr>
-                        <w:t>S</w:t>
                       </w:r>
                     </w:p>
                   </w:txbxContent>
@@ -8998,6 +8649,15 @@
           </mc:Fallback>
         </mc:AlternateContent>
       </w:r>
+    </w:p>
+    <w:p>
+      <w:pPr>
+        <w:rPr>
+          <w:rFonts w:ascii="Times New Roman" w:hAnsi="Times New Roman" w:cs="Times New Roman"/>
+          <w:sz w:val="28"/>
+          <w:szCs w:val="28"/>
+        </w:rPr>
+      </w:pPr>
       <w:r>
         <w:rPr>
           <w:rFonts w:ascii="Times New Roman" w:hAnsi="Times New Roman" w:cs="Times New Roman"/>
@@ -9008,25 +8668,25 @@
         <mc:AlternateContent>
           <mc:Choice Requires="wps">
             <w:drawing>
-              <wp:anchor distT="0" distB="0" distL="114300" distR="114300" simplePos="0" relativeHeight="251835392" behindDoc="0" locked="0" layoutInCell="1" allowOverlap="1" wp14:anchorId="30D77DE8" wp14:editId="681A5EC3">
+              <wp:anchor distT="0" distB="0" distL="114300" distR="114300" simplePos="0" relativeHeight="251993088" behindDoc="0" locked="0" layoutInCell="1" allowOverlap="1" wp14:anchorId="5EFBA221" wp14:editId="5ECA009E">
                 <wp:simplePos x="0" y="0"/>
                 <wp:positionH relativeFrom="column">
-                  <wp:posOffset>774385</wp:posOffset>
+                  <wp:posOffset>873124</wp:posOffset>
                 </wp:positionH>
                 <wp:positionV relativeFrom="paragraph">
-                  <wp:posOffset>608435</wp:posOffset>
+                  <wp:posOffset>235015</wp:posOffset>
                 </wp:positionV>
                 <wp:extent cx="282440" cy="501331"/>
-                <wp:effectExtent l="0" t="19050" r="22860" b="0"/>
+                <wp:effectExtent l="0" t="38100" r="3810" b="0"/>
                 <wp:wrapNone/>
-                <wp:docPr id="47" name="Arc 47"/>
+                <wp:docPr id="1154151892" name="Arc 1154151892"/>
                 <wp:cNvGraphicFramePr/>
                 <a:graphic xmlns:a="http://schemas.openxmlformats.org/drawingml/2006/main">
                   <a:graphicData uri="http://schemas.microsoft.com/office/word/2010/wordprocessingShape">
                     <wps:wsp>
                       <wps:cNvSpPr/>
                       <wps:spPr>
-                        <a:xfrm>
+                        <a:xfrm rot="19899643">
                           <a:off x="0" y="0"/>
                           <a:ext cx="282440" cy="501331"/>
                         </a:xfrm>
@@ -9067,7 +8727,7 @@
           </mc:Choice>
           <mc:Fallback>
             <w:pict>
-              <v:shape w14:anchorId="4CE917CA" id="Arc 47" o:spid="_x0000_s1026" style="position:absolute;margin-left:61pt;margin-top:47.9pt;width:22.25pt;height:39.45pt;z-index:251835392;visibility:visible;mso-wrap-style:square;mso-wrap-distance-left:9pt;mso-wrap-distance-top:0;mso-wrap-distance-right:9pt;mso-wrap-distance-bottom:0;mso-position-horizontal:absolute;mso-position-horizontal-relative:text;mso-position-vertical:absolute;mso-position-vertical-relative:text;v-text-anchor:middle" coordsize="282440,501331" o:gfxdata="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" path="m141220,nsc219214,,282440,112227,282440,250666r-141220,l141220,xem141220,nfc219214,,282440,112227,282440,250666e" filled="f" strokecolor="black [3213]" strokeweight="3pt">
+              <v:shape w14:anchorId="10F072C6" id="Arc 1154151892" o:spid="_x0000_s1026" style="position:absolute;margin-left:68.75pt;margin-top:18.5pt;width:22.25pt;height:39.45pt;rotation:-1857243fd;z-index:251993088;visibility:visible;mso-wrap-style:square;mso-wrap-distance-left:9pt;mso-wrap-distance-top:0;mso-wrap-distance-right:9pt;mso-wrap-distance-bottom:0;mso-position-horizontal:absolute;mso-position-horizontal-relative:text;mso-position-vertical:absolute;mso-position-vertical-relative:text;v-text-anchor:middle" coordsize="282440,501331" o:gfxdata="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" path="m141220,nsc219214,,282440,112227,282440,250666r-141220,l141220,xem141220,nfc219214,,282440,112227,282440,250666e" filled="f" strokecolor="black [3213]" strokeweight="3pt">
                 <v:stroke joinstyle="miter"/>
                 <v:path arrowok="t" o:connecttype="custom" o:connectlocs="141220,0;282440,250666" o:connectangles="0,0"/>
               </v:shape>
@@ -9075,15 +8735,6 @@
           </mc:Fallback>
         </mc:AlternateContent>
       </w:r>
-    </w:p>
-    <w:p>
-      <w:pPr>
-        <w:rPr>
-          <w:rFonts w:ascii="Times New Roman" w:hAnsi="Times New Roman" w:cs="Times New Roman"/>
-          <w:sz w:val="28"/>
-          <w:szCs w:val="28"/>
-        </w:rPr>
-      </w:pPr>
     </w:p>
     <w:p>
       <w:pPr>
@@ -9173,7 +8824,7 @@
                     <pic:cNvPicPr/>
                   </pic:nvPicPr>
                   <pic:blipFill rotWithShape="1">
-                    <a:blip r:embed="rId12">
+                    <a:blip r:embed="rId13">
                       <a:extLst>
                         <a:ext uri="{28A0092B-C50C-407E-A947-70E740481C1C}">
                           <a14:useLocalDpi xmlns:a14="http://schemas.microsoft.com/office/drawing/2010/main" val="0"/>
@@ -9222,7 +8873,7 @@
           <w:szCs w:val="28"/>
         </w:rPr>
         <w:drawing>
-          <wp:anchor distT="0" distB="0" distL="114300" distR="114300" simplePos="0" relativeHeight="251981824" behindDoc="0" locked="0" layoutInCell="1" allowOverlap="1" wp14:anchorId="31471C93" wp14:editId="7925FEC3">
+          <wp:anchor distT="0" distB="0" distL="114300" distR="114300" simplePos="0" relativeHeight="251981824" behindDoc="0" locked="0" layoutInCell="1" allowOverlap="1" wp14:anchorId="31471C93" wp14:editId="29E10FA1">
             <wp:simplePos x="0" y="0"/>
             <wp:positionH relativeFrom="margin">
               <wp:posOffset>771690</wp:posOffset>
@@ -9245,11 +8896,11 @@
                     <pic:cNvPicPr/>
                   </pic:nvPicPr>
                   <pic:blipFill>
-                    <a:blip r:embed="rId13" cstate="print">
+                    <a:blip r:embed="rId14" cstate="print">
                       <a:extLst>
                         <a:ext uri="{BEBA8EAE-BF5A-486C-A8C5-ECC9F3942E4B}">
                           <a14:imgProps xmlns:a14="http://schemas.microsoft.com/office/drawing/2010/main">
-                            <a14:imgLayer r:embed="rId14">
+                            <a14:imgLayer r:embed="rId15">
                               <a14:imgEffect>
                                 <a14:sharpenSoften amount="50000"/>
                               </a14:imgEffect>
@@ -9572,72 +9223,16 @@
           <w:sz w:val="28"/>
           <w:szCs w:val="28"/>
         </w:rPr>
-        <w:t xml:space="preserve">          </w:t>
-      </w:r>
-      <w:proofErr w:type="gramStart"/>
-      <w:r>
-        <w:rPr>
-          <w:rFonts w:ascii="Times New Roman" w:hAnsi="Times New Roman" w:cs="Times New Roman"/>
-          <w:sz w:val="28"/>
-          <w:szCs w:val="28"/>
-        </w:rPr>
-        <w:t>8  0</w:t>
-      </w:r>
-      <w:proofErr w:type="gramEnd"/>
-      <w:r>
-        <w:rPr>
-          <w:rFonts w:ascii="Times New Roman" w:hAnsi="Times New Roman" w:cs="Times New Roman"/>
-          <w:sz w:val="28"/>
-          <w:szCs w:val="28"/>
-        </w:rPr>
-        <w:t xml:space="preserve">                </w:t>
-      </w:r>
-      <w:proofErr w:type="gramStart"/>
-      <w:r>
-        <w:rPr>
-          <w:rFonts w:ascii="Times New Roman" w:hAnsi="Times New Roman" w:cs="Times New Roman"/>
-          <w:sz w:val="28"/>
-          <w:szCs w:val="28"/>
-        </w:rPr>
-        <w:t>6  4</w:t>
-      </w:r>
-      <w:proofErr w:type="gramEnd"/>
-      <w:r>
-        <w:rPr>
-          <w:rFonts w:ascii="Times New Roman" w:hAnsi="Times New Roman" w:cs="Times New Roman"/>
-          <w:sz w:val="28"/>
-          <w:szCs w:val="28"/>
-        </w:rPr>
-        <w:t xml:space="preserve">                                          </w:t>
-      </w:r>
-      <w:proofErr w:type="gramStart"/>
-      <w:r>
-        <w:rPr>
-          <w:rFonts w:ascii="Times New Roman" w:hAnsi="Times New Roman" w:cs="Times New Roman"/>
-          <w:sz w:val="28"/>
-          <w:szCs w:val="28"/>
-        </w:rPr>
-        <w:t>8  6</w:t>
-      </w:r>
-      <w:proofErr w:type="gramEnd"/>
-      <w:r>
-        <w:rPr>
-          <w:rFonts w:ascii="Times New Roman" w:hAnsi="Times New Roman" w:cs="Times New Roman"/>
-          <w:sz w:val="28"/>
-          <w:szCs w:val="28"/>
-        </w:rPr>
-        <w:t xml:space="preserve">               </w:t>
-      </w:r>
-      <w:proofErr w:type="gramStart"/>
-      <w:r>
-        <w:rPr>
-          <w:rFonts w:ascii="Times New Roman" w:hAnsi="Times New Roman" w:cs="Times New Roman"/>
-          <w:sz w:val="28"/>
-          <w:szCs w:val="28"/>
-        </w:rPr>
-        <w:t>2  4</w:t>
-      </w:r>
-      <w:proofErr w:type="gramEnd"/>
+        <w:t xml:space="preserve">          8  0                6  4</w:t>
+      </w:r>
+      <w:r>
+        <w:rPr>
+          <w:rFonts w:ascii="Times New Roman" w:hAnsi="Times New Roman" w:cs="Times New Roman"/>
+          <w:sz w:val="28"/>
+          <w:szCs w:val="28"/>
+        </w:rPr>
+        <w:t xml:space="preserve">                                          8  6               2  4</w:t>
+      </w:r>
     </w:p>
     <w:p>
       <w:pPr>
@@ -9955,72 +9550,16 @@
           <w:sz w:val="28"/>
           <w:szCs w:val="28"/>
         </w:rPr>
-        <w:t xml:space="preserve">          </w:t>
-      </w:r>
-      <w:proofErr w:type="gramStart"/>
-      <w:r>
-        <w:rPr>
-          <w:rFonts w:ascii="Times New Roman" w:hAnsi="Times New Roman" w:cs="Times New Roman"/>
-          <w:sz w:val="28"/>
-          <w:szCs w:val="28"/>
-        </w:rPr>
-        <w:t>4  0</w:t>
-      </w:r>
-      <w:proofErr w:type="gramEnd"/>
-      <w:r>
-        <w:rPr>
-          <w:rFonts w:ascii="Times New Roman" w:hAnsi="Times New Roman" w:cs="Times New Roman"/>
-          <w:sz w:val="28"/>
-          <w:szCs w:val="28"/>
-        </w:rPr>
-        <w:t xml:space="preserve">                </w:t>
-      </w:r>
-      <w:proofErr w:type="gramStart"/>
-      <w:r>
-        <w:rPr>
-          <w:rFonts w:ascii="Times New Roman" w:hAnsi="Times New Roman" w:cs="Times New Roman"/>
-          <w:sz w:val="28"/>
-          <w:szCs w:val="28"/>
-        </w:rPr>
-        <w:t>2  6</w:t>
-      </w:r>
-      <w:proofErr w:type="gramEnd"/>
-      <w:r>
-        <w:rPr>
-          <w:rFonts w:ascii="Times New Roman" w:hAnsi="Times New Roman" w:cs="Times New Roman"/>
-          <w:sz w:val="28"/>
-          <w:szCs w:val="28"/>
-        </w:rPr>
-        <w:t xml:space="preserve">                                          </w:t>
-      </w:r>
-      <w:proofErr w:type="gramStart"/>
-      <w:r>
-        <w:rPr>
-          <w:rFonts w:ascii="Times New Roman" w:hAnsi="Times New Roman" w:cs="Times New Roman"/>
-          <w:sz w:val="28"/>
-          <w:szCs w:val="28"/>
-        </w:rPr>
-        <w:t>4  0</w:t>
-      </w:r>
-      <w:proofErr w:type="gramEnd"/>
-      <w:r>
-        <w:rPr>
-          <w:rFonts w:ascii="Times New Roman" w:hAnsi="Times New Roman" w:cs="Times New Roman"/>
-          <w:sz w:val="28"/>
-          <w:szCs w:val="28"/>
-        </w:rPr>
-        <w:t xml:space="preserve">               </w:t>
-      </w:r>
-      <w:proofErr w:type="gramStart"/>
-      <w:r>
-        <w:rPr>
-          <w:rFonts w:ascii="Times New Roman" w:hAnsi="Times New Roman" w:cs="Times New Roman"/>
-          <w:sz w:val="28"/>
-          <w:szCs w:val="28"/>
-        </w:rPr>
-        <w:t>1  2</w:t>
-      </w:r>
-      <w:proofErr w:type="gramEnd"/>
+        <w:t xml:space="preserve">          4  0                2  6                                          4  0</w:t>
+      </w:r>
+      <w:r>
+        <w:rPr>
+          <w:rFonts w:ascii="Times New Roman" w:hAnsi="Times New Roman" w:cs="Times New Roman"/>
+          <w:sz w:val="28"/>
+          <w:szCs w:val="28"/>
+        </w:rPr>
+        <w:t xml:space="preserve">               1  2</w:t>
+      </w:r>
     </w:p>
     <w:p>
       <w:pPr>
@@ -10069,18 +9608,8 @@
           <w:sz w:val="28"/>
           <w:szCs w:val="28"/>
         </w:rPr>
-        <w:t xml:space="preserve">[ 1km= 1000 </w:t>
-      </w:r>
-      <w:proofErr w:type="gramStart"/>
-      <w:r>
-        <w:rPr>
-          <w:rFonts w:ascii="Times New Roman" w:hAnsi="Times New Roman" w:cs="Times New Roman"/>
-          <w:sz w:val="28"/>
-          <w:szCs w:val="28"/>
-        </w:rPr>
-        <w:t>m ]</w:t>
-      </w:r>
-      <w:proofErr w:type="gramEnd"/>
+        <w:t>[ 1km= 1000 m ]</w:t>
+      </w:r>
     </w:p>
     <w:p>
       <w:pPr>
@@ -10210,25 +9739,7 @@
           <w:sz w:val="28"/>
           <w:szCs w:val="28"/>
         </w:rPr>
-        <w:t xml:space="preserve">The weight of </w:t>
-      </w:r>
-      <w:proofErr w:type="spellStart"/>
-      <w:r>
-        <w:rPr>
-          <w:rFonts w:ascii="Times New Roman" w:hAnsi="Times New Roman" w:cs="Times New Roman"/>
-          <w:sz w:val="28"/>
-          <w:szCs w:val="28"/>
-        </w:rPr>
-        <w:t>Pokhreli</w:t>
-      </w:r>
-      <w:proofErr w:type="spellEnd"/>
-      <w:r>
-        <w:rPr>
-          <w:rFonts w:ascii="Times New Roman" w:hAnsi="Times New Roman" w:cs="Times New Roman"/>
-          <w:sz w:val="28"/>
-          <w:szCs w:val="28"/>
-        </w:rPr>
-        <w:t xml:space="preserve"> rice is 12 kg </w:t>
+        <w:t xml:space="preserve">The weight of Pokhreli rice is 12 kg </w:t>
       </w:r>
       <w:r>
         <w:rPr>
@@ -10348,7 +9859,7 @@
         <mc:AlternateContent>
           <mc:Choice Requires="wps">
             <w:drawing>
-              <wp:anchor distT="0" distB="0" distL="114300" distR="114300" simplePos="0" relativeHeight="251765760" behindDoc="0" locked="0" layoutInCell="1" allowOverlap="1" wp14:anchorId="13E801FD" wp14:editId="1534B8AA">
+              <wp:anchor distT="0" distB="0" distL="114300" distR="114300" simplePos="0" relativeHeight="251765760" behindDoc="0" locked="0" layoutInCell="1" allowOverlap="1" wp14:anchorId="13E801FD" wp14:editId="6543E510">
                 <wp:simplePos x="0" y="0"/>
                 <wp:positionH relativeFrom="column">
                   <wp:posOffset>2245995</wp:posOffset>
@@ -10373,6 +9884,7 @@
                         <a:prstGeom prst="mathPlus">
                           <a:avLst/>
                         </a:prstGeom>
+                        <a:noFill/>
                       </wps:spPr>
                       <wps:style>
                         <a:lnRef idx="2">
@@ -10404,7 +9916,7 @@
           </mc:Choice>
           <mc:Fallback>
             <w:pict>
-              <v:shape w14:anchorId="02214686" id="Plus Sign 61" o:spid="_x0000_s1026" style="position:absolute;margin-left:176.85pt;margin-top:22.65pt;width:19.25pt;height:20.1pt;z-index:251765760;visibility:visible;mso-wrap-style:square;mso-wrap-distance-left:9pt;mso-wrap-distance-top:0;mso-wrap-distance-right:9pt;mso-wrap-distance-bottom:0;mso-position-horizontal:absolute;mso-position-horizontal-relative:text;mso-position-vertical:absolute;mso-position-vertical-relative:text;v-text-anchor:middle" coordsize="244549,255181" o:gfxdata="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" path="m32415,98832r61101,l93516,33824r57517,l151033,98832r61101,l212134,156349r-61101,l151033,221357r-57517,l93516,156349r-61101,l32415,98832xe" fillcolor="black [3200]" strokecolor="black [1600]" strokeweight="1pt">
+              <v:shape w14:anchorId="207E2186" id="Plus Sign 61" o:spid="_x0000_s1026" style="position:absolute;margin-left:176.85pt;margin-top:22.65pt;width:19.25pt;height:20.1pt;z-index:251765760;visibility:visible;mso-wrap-style:square;mso-wrap-distance-left:9pt;mso-wrap-distance-top:0;mso-wrap-distance-right:9pt;mso-wrap-distance-bottom:0;mso-position-horizontal:absolute;mso-position-horizontal-relative:text;mso-position-vertical:absolute;mso-position-vertical-relative:text;v-text-anchor:middle" coordsize="244549,255181" o:gfxdata="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" path="m32415,98832r61101,l93516,33824r57517,l151033,98832r61101,l212134,156349r-61101,l151033,221357r-57517,l93516,156349r-61101,l32415,98832xe" filled="f" strokecolor="black [1600]" strokeweight="1pt">
                 <v:stroke joinstyle="miter"/>
                 <v:path arrowok="t" o:connecttype="custom" o:connectlocs="32415,98832;93516,98832;93516,33824;151033,33824;151033,98832;212134,98832;212134,156349;151033,156349;151033,221357;93516,221357;93516,156349;32415,156349;32415,98832" o:connectangles="0,0,0,0,0,0,0,0,0,0,0,0,0"/>
               </v:shape>
@@ -10481,7 +9993,27 @@
           <w:sz w:val="28"/>
           <w:szCs w:val="28"/>
         </w:rPr>
-        <w:t>[ 4x4=16]</w:t>
+        <w:t>[ 4</w:t>
+      </w:r>
+      <w:r>
+        <w:rPr>
+          <w:rFonts w:ascii="Times New Roman" w:hAnsi="Times New Roman" w:cs="Times New Roman"/>
+          <w:b/>
+          <w:bCs/>
+          <w:sz w:val="28"/>
+          <w:szCs w:val="28"/>
+        </w:rPr>
+        <w:t>×</w:t>
+      </w:r>
+      <w:r>
+        <w:rPr>
+          <w:rFonts w:ascii="Times New Roman" w:hAnsi="Times New Roman" w:cs="Times New Roman"/>
+          <w:b/>
+          <w:bCs/>
+          <w:sz w:val="28"/>
+          <w:szCs w:val="28"/>
+        </w:rPr>
+        <w:t>4=16]</w:t>
       </w:r>
     </w:p>
     <w:p>
@@ -10631,7 +10163,15 @@
                 <w:sz w:val="28"/>
                 <w:szCs w:val="28"/>
               </w:rPr>
-              <w:t xml:space="preserve">   x</w:t>
+              <w:t xml:space="preserve">   </w:t>
+            </w:r>
+            <w:r>
+              <w:rPr>
+                <w:rFonts w:ascii="Times New Roman" w:hAnsi="Times New Roman" w:cs="Times New Roman"/>
+                <w:sz w:val="28"/>
+                <w:szCs w:val="28"/>
+              </w:rPr>
+              <w:t>×</w:t>
             </w:r>
           </w:p>
         </w:tc>
@@ -10990,7 +10530,15 @@
                 <w:sz w:val="28"/>
                 <w:szCs w:val="28"/>
               </w:rPr>
-              <w:t xml:space="preserve">   x</w:t>
+              <w:t xml:space="preserve">  </w:t>
+            </w:r>
+            <w:r>
+              <w:rPr>
+                <w:rFonts w:ascii="Times New Roman" w:hAnsi="Times New Roman" w:cs="Times New Roman"/>
+                <w:sz w:val="28"/>
+                <w:szCs w:val="28"/>
+              </w:rPr>
+              <w:t>×</w:t>
             </w:r>
           </w:p>
         </w:tc>
@@ -11500,23 +11048,13 @@
         </w:rPr>
         <w:t xml:space="preserve">        </w:t>
       </w:r>
-      <w:proofErr w:type="gramStart"/>
-      <w:r>
-        <w:rPr>
-          <w:rFonts w:ascii="Times New Roman" w:hAnsi="Times New Roman" w:cs="Times New Roman"/>
-          <w:sz w:val="28"/>
-          <w:szCs w:val="28"/>
-        </w:rPr>
-        <w:t>1000 )</w:t>
-      </w:r>
-      <w:proofErr w:type="gramEnd"/>
-      <w:r>
-        <w:rPr>
-          <w:rFonts w:ascii="Times New Roman" w:hAnsi="Times New Roman" w:cs="Times New Roman"/>
-          <w:sz w:val="28"/>
-          <w:szCs w:val="28"/>
-        </w:rPr>
-        <w:t xml:space="preserve"> 15,000 (</w:t>
+      <w:r>
+        <w:rPr>
+          <w:rFonts w:ascii="Times New Roman" w:hAnsi="Times New Roman" w:cs="Times New Roman"/>
+          <w:sz w:val="28"/>
+          <w:szCs w:val="28"/>
+        </w:rPr>
+        <w:t>1000 ) 15,000 (</w:t>
       </w:r>
     </w:p>
     <w:p>
@@ -11728,18 +11266,8 @@
           <w:sz w:val="28"/>
           <w:szCs w:val="28"/>
         </w:rPr>
-        <w:t xml:space="preserve">         [ 1km=1000</w:t>
-      </w:r>
-      <w:proofErr w:type="gramStart"/>
-      <w:r>
-        <w:rPr>
-          <w:rFonts w:ascii="Times New Roman" w:hAnsi="Times New Roman" w:cs="Times New Roman"/>
-          <w:sz w:val="28"/>
-          <w:szCs w:val="28"/>
-        </w:rPr>
-        <w:t>m ]</w:t>
-      </w:r>
-      <w:proofErr w:type="gramEnd"/>
+        <w:t xml:space="preserve">         [ 1km=1000m ]</w:t>
+      </w:r>
     </w:p>
     <w:p>
       <w:pPr>
@@ -11991,72 +11519,8 @@
           <w:sz w:val="28"/>
           <w:szCs w:val="28"/>
         </w:rPr>
-        <w:t xml:space="preserve">        </w:t>
-      </w:r>
-      <w:proofErr w:type="gramStart"/>
-      <w:r>
-        <w:rPr>
-          <w:rFonts w:ascii="Times New Roman" w:hAnsi="Times New Roman" w:cs="Times New Roman"/>
-          <w:sz w:val="28"/>
-          <w:szCs w:val="28"/>
-        </w:rPr>
-        <w:t>4  8</w:t>
-      </w:r>
-      <w:proofErr w:type="gramEnd"/>
-      <w:r>
-        <w:rPr>
-          <w:rFonts w:ascii="Times New Roman" w:hAnsi="Times New Roman" w:cs="Times New Roman"/>
-          <w:sz w:val="28"/>
-          <w:szCs w:val="28"/>
-        </w:rPr>
-        <w:t xml:space="preserve">            </w:t>
-      </w:r>
-      <w:proofErr w:type="gramStart"/>
-      <w:r>
-        <w:rPr>
-          <w:rFonts w:ascii="Times New Roman" w:hAnsi="Times New Roman" w:cs="Times New Roman"/>
-          <w:sz w:val="28"/>
-          <w:szCs w:val="28"/>
-        </w:rPr>
-        <w:t>8  2</w:t>
-      </w:r>
-      <w:proofErr w:type="gramEnd"/>
-      <w:r>
-        <w:rPr>
-          <w:rFonts w:ascii="Times New Roman" w:hAnsi="Times New Roman" w:cs="Times New Roman"/>
-          <w:sz w:val="28"/>
-          <w:szCs w:val="28"/>
-        </w:rPr>
-        <w:t xml:space="preserve">                                        </w:t>
-      </w:r>
-      <w:proofErr w:type="gramStart"/>
-      <w:r>
-        <w:rPr>
-          <w:rFonts w:ascii="Times New Roman" w:hAnsi="Times New Roman" w:cs="Times New Roman"/>
-          <w:sz w:val="28"/>
-          <w:szCs w:val="28"/>
-        </w:rPr>
-        <w:t>1  1</w:t>
-      </w:r>
-      <w:proofErr w:type="gramEnd"/>
-      <w:r>
-        <w:rPr>
-          <w:rFonts w:ascii="Times New Roman" w:hAnsi="Times New Roman" w:cs="Times New Roman"/>
-          <w:sz w:val="28"/>
-          <w:szCs w:val="28"/>
-        </w:rPr>
-        <w:t xml:space="preserve">  0          </w:t>
-      </w:r>
-      <w:proofErr w:type="gramStart"/>
-      <w:r>
-        <w:rPr>
-          <w:rFonts w:ascii="Times New Roman" w:hAnsi="Times New Roman" w:cs="Times New Roman"/>
-          <w:sz w:val="28"/>
-          <w:szCs w:val="28"/>
-        </w:rPr>
-        <w:t>8  9</w:t>
-      </w:r>
-      <w:proofErr w:type="gramEnd"/>
+        <w:t xml:space="preserve">        4  8            8  2                                        1  1  0          8  9</w:t>
+      </w:r>
     </w:p>
     <w:p>
       <w:pPr>
@@ -12066,6 +11530,156 @@
           <w:szCs w:val="28"/>
         </w:rPr>
       </w:pPr>
+      <w:r>
+        <w:rPr>
+          <w:rFonts w:ascii="Times New Roman" w:hAnsi="Times New Roman" w:cs="Times New Roman"/>
+          <w:noProof/>
+          <w:sz w:val="28"/>
+          <w:szCs w:val="28"/>
+        </w:rPr>
+        <mc:AlternateContent>
+          <mc:Choice Requires="wps">
+            <w:drawing>
+              <wp:anchor distT="0" distB="0" distL="114300" distR="114300" simplePos="0" relativeHeight="251942912" behindDoc="0" locked="0" layoutInCell="1" allowOverlap="1" wp14:anchorId="4C17E6BC" wp14:editId="5C98473D">
+                <wp:simplePos x="0" y="0"/>
+                <wp:positionH relativeFrom="column">
+                  <wp:posOffset>2887345</wp:posOffset>
+                </wp:positionH>
+                <wp:positionV relativeFrom="paragraph">
+                  <wp:posOffset>34290</wp:posOffset>
+                </wp:positionV>
+                <wp:extent cx="160935" cy="160934"/>
+                <wp:effectExtent l="0" t="0" r="0" b="0"/>
+                <wp:wrapNone/>
+                <wp:docPr id="269491525" name="Plus Sign 269491525"/>
+                <wp:cNvGraphicFramePr/>
+                <a:graphic xmlns:a="http://schemas.openxmlformats.org/drawingml/2006/main">
+                  <a:graphicData uri="http://schemas.microsoft.com/office/word/2010/wordprocessingShape">
+                    <wps:wsp>
+                      <wps:cNvSpPr/>
+                      <wps:spPr>
+                        <a:xfrm>
+                          <a:off x="0" y="0"/>
+                          <a:ext cx="160935" cy="160934"/>
+                        </a:xfrm>
+                        <a:prstGeom prst="mathPlus">
+                          <a:avLst/>
+                        </a:prstGeom>
+                        <a:noFill/>
+                      </wps:spPr>
+                      <wps:style>
+                        <a:lnRef idx="2">
+                          <a:schemeClr val="dk1">
+                            <a:shade val="50000"/>
+                          </a:schemeClr>
+                        </a:lnRef>
+                        <a:fillRef idx="1">
+                          <a:schemeClr val="dk1"/>
+                        </a:fillRef>
+                        <a:effectRef idx="0">
+                          <a:schemeClr val="dk1"/>
+                        </a:effectRef>
+                        <a:fontRef idx="minor">
+                          <a:schemeClr val="lt1"/>
+                        </a:fontRef>
+                      </wps:style>
+                      <wps:bodyPr rot="0" spcFirstLastPara="0" vertOverflow="overflow" horzOverflow="overflow" vert="horz" wrap="square" lIns="91440" tIns="45720" rIns="91440" bIns="45720" numCol="1" spcCol="0" rtlCol="0" fromWordArt="0" anchor="ctr" anchorCtr="0" forceAA="0" compatLnSpc="1">
+                        <a:prstTxWarp prst="textNoShape">
+                          <a:avLst/>
+                        </a:prstTxWarp>
+                        <a:noAutofit/>
+                      </wps:bodyPr>
+                    </wps:wsp>
+                  </a:graphicData>
+                </a:graphic>
+              </wp:anchor>
+            </w:drawing>
+          </mc:Choice>
+          <mc:Fallback>
+            <w:pict>
+              <v:shape w14:anchorId="69D039BF" id="Plus Sign 269491525" o:spid="_x0000_s1026" style="position:absolute;margin-left:227.35pt;margin-top:2.7pt;width:12.65pt;height:12.65pt;z-index:251942912;visibility:visible;mso-wrap-style:square;mso-wrap-distance-left:9pt;mso-wrap-distance-top:0;mso-wrap-distance-right:9pt;mso-wrap-distance-bottom:0;mso-position-horizontal:absolute;mso-position-horizontal-relative:text;mso-position-vertical:absolute;mso-position-vertical-relative:text;v-text-anchor:middle" coordsize="160935,160934" o:gfxdata="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" path="m21332,61541r40210,l61542,21332r37851,l99393,61541r40210,l139603,99393r-40210,l99393,139602r-37851,l61542,99393r-40210,l21332,61541xe" filled="f" strokecolor="black [1600]" strokeweight="1pt">
+                <v:stroke joinstyle="miter"/>
+                <v:path arrowok="t" o:connecttype="custom" o:connectlocs="21332,61541;61542,61541;61542,21332;99393,21332;99393,61541;139603,61541;139603,99393;99393,99393;99393,139602;61542,139602;61542,99393;21332,99393;21332,61541" o:connectangles="0,0,0,0,0,0,0,0,0,0,0,0,0"/>
+              </v:shape>
+            </w:pict>
+          </mc:Fallback>
+        </mc:AlternateContent>
+      </w:r>
+      <w:r>
+        <w:rPr>
+          <w:rFonts w:ascii="Times New Roman" w:hAnsi="Times New Roman" w:cs="Times New Roman"/>
+          <w:noProof/>
+          <w:sz w:val="28"/>
+          <w:szCs w:val="28"/>
+        </w:rPr>
+        <mc:AlternateContent>
+          <mc:Choice Requires="wps">
+            <w:drawing>
+              <wp:anchor distT="0" distB="0" distL="114300" distR="114300" simplePos="0" relativeHeight="251937792" behindDoc="0" locked="0" layoutInCell="1" allowOverlap="1" wp14:anchorId="554A0CFC" wp14:editId="4114462F">
+                <wp:simplePos x="0" y="0"/>
+                <wp:positionH relativeFrom="column">
+                  <wp:posOffset>27305</wp:posOffset>
+                </wp:positionH>
+                <wp:positionV relativeFrom="paragraph">
+                  <wp:posOffset>34925</wp:posOffset>
+                </wp:positionV>
+                <wp:extent cx="160935" cy="160934"/>
+                <wp:effectExtent l="0" t="0" r="0" b="0"/>
+                <wp:wrapNone/>
+                <wp:docPr id="269491524" name="Plus Sign 269491524"/>
+                <wp:cNvGraphicFramePr/>
+                <a:graphic xmlns:a="http://schemas.openxmlformats.org/drawingml/2006/main">
+                  <a:graphicData uri="http://schemas.microsoft.com/office/word/2010/wordprocessingShape">
+                    <wps:wsp>
+                      <wps:cNvSpPr/>
+                      <wps:spPr>
+                        <a:xfrm>
+                          <a:off x="0" y="0"/>
+                          <a:ext cx="160935" cy="160934"/>
+                        </a:xfrm>
+                        <a:prstGeom prst="mathPlus">
+                          <a:avLst/>
+                        </a:prstGeom>
+                        <a:noFill/>
+                      </wps:spPr>
+                      <wps:style>
+                        <a:lnRef idx="2">
+                          <a:schemeClr val="dk1">
+                            <a:shade val="50000"/>
+                          </a:schemeClr>
+                        </a:lnRef>
+                        <a:fillRef idx="1">
+                          <a:schemeClr val="dk1"/>
+                        </a:fillRef>
+                        <a:effectRef idx="0">
+                          <a:schemeClr val="dk1"/>
+                        </a:effectRef>
+                        <a:fontRef idx="minor">
+                          <a:schemeClr val="lt1"/>
+                        </a:fontRef>
+                      </wps:style>
+                      <wps:bodyPr rot="0" spcFirstLastPara="0" vertOverflow="overflow" horzOverflow="overflow" vert="horz" wrap="square" lIns="91440" tIns="45720" rIns="91440" bIns="45720" numCol="1" spcCol="0" rtlCol="0" fromWordArt="0" anchor="ctr" anchorCtr="0" forceAA="0" compatLnSpc="1">
+                        <a:prstTxWarp prst="textNoShape">
+                          <a:avLst/>
+                        </a:prstTxWarp>
+                        <a:noAutofit/>
+                      </wps:bodyPr>
+                    </wps:wsp>
+                  </a:graphicData>
+                </a:graphic>
+              </wp:anchor>
+            </w:drawing>
+          </mc:Choice>
+          <mc:Fallback>
+            <w:pict>
+              <v:shape w14:anchorId="51858BFF" id="Plus Sign 269491524" o:spid="_x0000_s1026" style="position:absolute;margin-left:2.15pt;margin-top:2.75pt;width:12.65pt;height:12.65pt;z-index:251937792;visibility:visible;mso-wrap-style:square;mso-wrap-distance-left:9pt;mso-wrap-distance-top:0;mso-wrap-distance-right:9pt;mso-wrap-distance-bottom:0;mso-position-horizontal:absolute;mso-position-horizontal-relative:text;mso-position-vertical:absolute;mso-position-vertical-relative:text;v-text-anchor:middle" coordsize="160935,160934" o:gfxdata="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" path="m21332,61541r40210,l61542,21332r37851,l99393,61541r40210,l139603,99393r-40210,l99393,139602r-37851,l61542,99393r-40210,l21332,61541xe" filled="f" strokecolor="black [1600]" strokeweight="1pt">
+                <v:stroke joinstyle="miter"/>
+                <v:path arrowok="t" o:connecttype="custom" o:connectlocs="21332,61541;61542,61541;61542,21332;99393,21332;99393,61541;139603,61541;139603,99393;99393,99393;99393,139602;61542,139602;61542,99393;21332,99393;21332,61541" o:connectangles="0,0,0,0,0,0,0,0,0,0,0,0,0"/>
+              </v:shape>
+            </w:pict>
+          </mc:Fallback>
+        </mc:AlternateContent>
+      </w:r>
       <w:r>
         <w:rPr>
           <w:rFonts w:ascii="Times New Roman" w:hAnsi="Times New Roman" w:cs="Times New Roman"/>
@@ -12150,7 +11764,7 @@
         <mc:AlternateContent>
           <mc:Choice Requires="wps">
             <w:drawing>
-              <wp:anchor distT="0" distB="0" distL="114300" distR="114300" simplePos="0" relativeHeight="251947008" behindDoc="0" locked="0" layoutInCell="1" allowOverlap="1" wp14:anchorId="0485AE4A" wp14:editId="062C64A6">
+              <wp:anchor distT="0" distB="0" distL="114300" distR="114300" simplePos="0" relativeHeight="251947008" behindDoc="0" locked="0" layoutInCell="1" allowOverlap="1" wp14:anchorId="0485AE4A" wp14:editId="37A75F03">
                 <wp:simplePos x="0" y="0"/>
                 <wp:positionH relativeFrom="column">
                   <wp:posOffset>14148</wp:posOffset>
@@ -12206,7 +11820,7 @@
           </mc:Choice>
           <mc:Fallback>
             <w:pict>
-              <v:shape w14:anchorId="38459E82" id="Minus Sign 269491526" o:spid="_x0000_s1026" style="position:absolute;margin-left:1.1pt;margin-top:18.35pt;width:130.75pt;height:3.6pt;z-index:251947008;visibility:visible;mso-wrap-style:square;mso-wrap-distance-left:9pt;mso-wrap-distance-top:0;mso-wrap-distance-right:9pt;mso-wrap-distance-bottom:0;mso-position-horizontal:absolute;mso-position-horizontal-relative:text;mso-position-vertical:absolute;mso-position-vertical-relative:text;v-text-anchor:middle" coordsize="1660550,45719" o:gfxdata="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" path="m220106,17483r1220338,l1440444,28236r-1220338,l220106,17483xe" fillcolor="black [3200]" strokecolor="black [1600]" strokeweight="1pt">
+              <v:shape w14:anchorId="178BE22C" id="Minus Sign 269491526" o:spid="_x0000_s1026" style="position:absolute;margin-left:1.1pt;margin-top:18.35pt;width:130.75pt;height:3.6pt;z-index:251947008;visibility:visible;mso-wrap-style:square;mso-wrap-distance-left:9pt;mso-wrap-distance-top:0;mso-wrap-distance-right:9pt;mso-wrap-distance-bottom:0;mso-position-horizontal:absolute;mso-position-horizontal-relative:text;mso-position-vertical:absolute;mso-position-vertical-relative:text;v-text-anchor:middle" coordsize="1660550,45719" o:gfxdata="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" path="m220106,17483r1220338,l1440444,28236r-1220338,l220106,17483xe" fillcolor="black [3200]" strokecolor="black [1600]" strokeweight="1pt">
                 <v:stroke joinstyle="miter"/>
                 <v:path arrowok="t" o:connecttype="custom" o:connectlocs="220106,17483;1440444,17483;1440444,28236;220106,28236;220106,17483" o:connectangles="0,0,0,0,0"/>
               </v:shape>
@@ -12217,223 +11831,11 @@
       <w:r>
         <w:rPr>
           <w:rFonts w:ascii="Times New Roman" w:hAnsi="Times New Roman" w:cs="Times New Roman"/>
-          <w:noProof/>
-          <w:sz w:val="28"/>
-          <w:szCs w:val="28"/>
-        </w:rPr>
-        <mc:AlternateContent>
-          <mc:Choice Requires="wps">
-            <w:drawing>
-              <wp:anchor distT="0" distB="0" distL="114300" distR="114300" simplePos="0" relativeHeight="251937792" behindDoc="0" locked="0" layoutInCell="1" allowOverlap="1" wp14:anchorId="554A0CFC" wp14:editId="12A174C2">
-                <wp:simplePos x="0" y="0"/>
-                <wp:positionH relativeFrom="column">
-                  <wp:posOffset>94285</wp:posOffset>
-                </wp:positionH>
-                <wp:positionV relativeFrom="paragraph">
-                  <wp:posOffset>35204</wp:posOffset>
-                </wp:positionV>
-                <wp:extent cx="160935" cy="160934"/>
-                <wp:effectExtent l="0" t="0" r="0" b="0"/>
-                <wp:wrapNone/>
-                <wp:docPr id="269491524" name="Plus Sign 269491524"/>
-                <wp:cNvGraphicFramePr/>
-                <a:graphic xmlns:a="http://schemas.openxmlformats.org/drawingml/2006/main">
-                  <a:graphicData uri="http://schemas.microsoft.com/office/word/2010/wordprocessingShape">
-                    <wps:wsp>
-                      <wps:cNvSpPr/>
-                      <wps:spPr>
-                        <a:xfrm>
-                          <a:off x="0" y="0"/>
-                          <a:ext cx="160935" cy="160934"/>
-                        </a:xfrm>
-                        <a:prstGeom prst="mathPlus">
-                          <a:avLst/>
-                        </a:prstGeom>
-                      </wps:spPr>
-                      <wps:style>
-                        <a:lnRef idx="2">
-                          <a:schemeClr val="dk1">
-                            <a:shade val="50000"/>
-                          </a:schemeClr>
-                        </a:lnRef>
-                        <a:fillRef idx="1">
-                          <a:schemeClr val="dk1"/>
-                        </a:fillRef>
-                        <a:effectRef idx="0">
-                          <a:schemeClr val="dk1"/>
-                        </a:effectRef>
-                        <a:fontRef idx="minor">
-                          <a:schemeClr val="lt1"/>
-                        </a:fontRef>
-                      </wps:style>
-                      <wps:bodyPr rot="0" spcFirstLastPara="0" vertOverflow="overflow" horzOverflow="overflow" vert="horz" wrap="square" lIns="91440" tIns="45720" rIns="91440" bIns="45720" numCol="1" spcCol="0" rtlCol="0" fromWordArt="0" anchor="ctr" anchorCtr="0" forceAA="0" compatLnSpc="1">
-                        <a:prstTxWarp prst="textNoShape">
-                          <a:avLst/>
-                        </a:prstTxWarp>
-                        <a:noAutofit/>
-                      </wps:bodyPr>
-                    </wps:wsp>
-                  </a:graphicData>
-                </a:graphic>
-              </wp:anchor>
-            </w:drawing>
-          </mc:Choice>
-          <mc:Fallback>
-            <w:pict>
-              <v:shape w14:anchorId="2C349893" id="Plus Sign 269491524" o:spid="_x0000_s1026" style="position:absolute;margin-left:7.4pt;margin-top:2.75pt;width:12.65pt;height:12.65pt;z-index:251937792;visibility:visible;mso-wrap-style:square;mso-wrap-distance-left:9pt;mso-wrap-distance-top:0;mso-wrap-distance-right:9pt;mso-wrap-distance-bottom:0;mso-position-horizontal:absolute;mso-position-horizontal-relative:text;mso-position-vertical:absolute;mso-position-vertical-relative:text;v-text-anchor:middle" coordsize="160935,160934" o:gfxdata="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" path="m21332,61541r40210,l61542,21332r37851,l99393,61541r40210,l139603,99393r-40210,l99393,139602r-37851,l61542,99393r-40210,l21332,61541xe" fillcolor="black [3200]" strokecolor="black [1600]" strokeweight="1pt">
-                <v:stroke joinstyle="miter"/>
-                <v:path arrowok="t" o:connecttype="custom" o:connectlocs="21332,61541;61542,61541;61542,21332;99393,21332;99393,61541;139603,61541;139603,99393;99393,99393;99393,139602;61542,139602;61542,99393;21332,99393;21332,61541" o:connectangles="0,0,0,0,0,0,0,0,0,0,0,0,0"/>
-              </v:shape>
-            </w:pict>
-          </mc:Fallback>
-        </mc:AlternateContent>
-      </w:r>
-      <w:r>
-        <w:rPr>
-          <w:rFonts w:ascii="Times New Roman" w:hAnsi="Times New Roman" w:cs="Times New Roman"/>
-          <w:noProof/>
-          <w:sz w:val="28"/>
-          <w:szCs w:val="28"/>
-        </w:rPr>
-        <mc:AlternateContent>
-          <mc:Choice Requires="wps">
-            <w:drawing>
-              <wp:anchor distT="0" distB="0" distL="114300" distR="114300" simplePos="0" relativeHeight="251942912" behindDoc="0" locked="0" layoutInCell="1" allowOverlap="1" wp14:anchorId="4C17E6BC" wp14:editId="72C039F1">
-                <wp:simplePos x="0" y="0"/>
-                <wp:positionH relativeFrom="column">
-                  <wp:posOffset>3019781</wp:posOffset>
-                </wp:positionH>
-                <wp:positionV relativeFrom="paragraph">
-                  <wp:posOffset>34621</wp:posOffset>
-                </wp:positionV>
-                <wp:extent cx="160935" cy="160934"/>
-                <wp:effectExtent l="0" t="0" r="0" b="0"/>
-                <wp:wrapNone/>
-                <wp:docPr id="269491525" name="Plus Sign 269491525"/>
-                <wp:cNvGraphicFramePr/>
-                <a:graphic xmlns:a="http://schemas.openxmlformats.org/drawingml/2006/main">
-                  <a:graphicData uri="http://schemas.microsoft.com/office/word/2010/wordprocessingShape">
-                    <wps:wsp>
-                      <wps:cNvSpPr/>
-                      <wps:spPr>
-                        <a:xfrm>
-                          <a:off x="0" y="0"/>
-                          <a:ext cx="160935" cy="160934"/>
-                        </a:xfrm>
-                        <a:prstGeom prst="mathPlus">
-                          <a:avLst/>
-                        </a:prstGeom>
-                      </wps:spPr>
-                      <wps:style>
-                        <a:lnRef idx="2">
-                          <a:schemeClr val="dk1">
-                            <a:shade val="50000"/>
-                          </a:schemeClr>
-                        </a:lnRef>
-                        <a:fillRef idx="1">
-                          <a:schemeClr val="dk1"/>
-                        </a:fillRef>
-                        <a:effectRef idx="0">
-                          <a:schemeClr val="dk1"/>
-                        </a:effectRef>
-                        <a:fontRef idx="minor">
-                          <a:schemeClr val="lt1"/>
-                        </a:fontRef>
-                      </wps:style>
-                      <wps:bodyPr rot="0" spcFirstLastPara="0" vertOverflow="overflow" horzOverflow="overflow" vert="horz" wrap="square" lIns="91440" tIns="45720" rIns="91440" bIns="45720" numCol="1" spcCol="0" rtlCol="0" fromWordArt="0" anchor="ctr" anchorCtr="0" forceAA="0" compatLnSpc="1">
-                        <a:prstTxWarp prst="textNoShape">
-                          <a:avLst/>
-                        </a:prstTxWarp>
-                        <a:noAutofit/>
-                      </wps:bodyPr>
-                    </wps:wsp>
-                  </a:graphicData>
-                </a:graphic>
-              </wp:anchor>
-            </w:drawing>
-          </mc:Choice>
-          <mc:Fallback>
-            <w:pict>
-              <v:shape w14:anchorId="079335F8" id="Plus Sign 269491525" o:spid="_x0000_s1026" style="position:absolute;margin-left:237.8pt;margin-top:2.75pt;width:12.65pt;height:12.65pt;z-index:251942912;visibility:visible;mso-wrap-style:square;mso-wrap-distance-left:9pt;mso-wrap-distance-top:0;mso-wrap-distance-right:9pt;mso-wrap-distance-bottom:0;mso-position-horizontal:absolute;mso-position-horizontal-relative:text;mso-position-vertical:absolute;mso-position-vertical-relative:text;v-text-anchor:middle" coordsize="160935,160934" o:gfxdata="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" path="m21332,61541r40210,l61542,21332r37851,l99393,61541r40210,l139603,99393r-40210,l99393,139602r-37851,l61542,99393r-40210,l21332,61541xe" fillcolor="black [3200]" strokecolor="black [1600]" strokeweight="1pt">
-                <v:stroke joinstyle="miter"/>
-                <v:path arrowok="t" o:connecttype="custom" o:connectlocs="21332,61541;61542,61541;61542,21332;99393,21332;99393,61541;139603,61541;139603,99393;99393,99393;99393,139602;61542,139602;61542,99393;21332,99393;21332,61541" o:connectangles="0,0,0,0,0,0,0,0,0,0,0,0,0"/>
-              </v:shape>
-            </w:pict>
-          </mc:Fallback>
-        </mc:AlternateContent>
-      </w:r>
-      <w:r>
-        <w:rPr>
-          <w:rFonts w:ascii="Times New Roman" w:hAnsi="Times New Roman" w:cs="Times New Roman"/>
-          <w:sz w:val="28"/>
-          <w:szCs w:val="28"/>
-        </w:rPr>
-        <w:t xml:space="preserve">        </w:t>
-      </w:r>
-      <w:proofErr w:type="gramStart"/>
-      <w:r>
-        <w:rPr>
-          <w:rFonts w:ascii="Times New Roman" w:hAnsi="Times New Roman" w:cs="Times New Roman"/>
-          <w:sz w:val="28"/>
-          <w:szCs w:val="28"/>
-        </w:rPr>
-        <w:t>9  6</w:t>
-      </w:r>
-      <w:proofErr w:type="gramEnd"/>
-      <w:r>
-        <w:rPr>
-          <w:rFonts w:ascii="Times New Roman" w:hAnsi="Times New Roman" w:cs="Times New Roman"/>
-          <w:sz w:val="28"/>
-          <w:szCs w:val="28"/>
-        </w:rPr>
-        <w:t xml:space="preserve">            </w:t>
-      </w:r>
-      <w:proofErr w:type="gramStart"/>
-      <w:r>
-        <w:rPr>
-          <w:rFonts w:ascii="Times New Roman" w:hAnsi="Times New Roman" w:cs="Times New Roman"/>
-          <w:sz w:val="28"/>
-          <w:szCs w:val="28"/>
-        </w:rPr>
-        <w:t>2  5</w:t>
-      </w:r>
-      <w:proofErr w:type="gramEnd"/>
-      <w:r>
-        <w:rPr>
-          <w:rFonts w:ascii="Times New Roman" w:hAnsi="Times New Roman" w:cs="Times New Roman"/>
-          <w:sz w:val="28"/>
-          <w:szCs w:val="28"/>
-        </w:rPr>
-        <w:t xml:space="preserve">                                        </w:t>
-      </w:r>
-      <w:proofErr w:type="gramStart"/>
-      <w:r>
-        <w:rPr>
-          <w:rFonts w:ascii="Times New Roman" w:hAnsi="Times New Roman" w:cs="Times New Roman"/>
-          <w:sz w:val="28"/>
-          <w:szCs w:val="28"/>
-        </w:rPr>
-        <w:t>1  2</w:t>
-      </w:r>
-      <w:proofErr w:type="gramEnd"/>
-      <w:r>
-        <w:rPr>
-          <w:rFonts w:ascii="Times New Roman" w:hAnsi="Times New Roman" w:cs="Times New Roman"/>
-          <w:sz w:val="28"/>
-          <w:szCs w:val="28"/>
-        </w:rPr>
-        <w:t xml:space="preserve">  0          </w:t>
-      </w:r>
-      <w:proofErr w:type="gramStart"/>
-      <w:r>
-        <w:rPr>
-          <w:rFonts w:ascii="Times New Roman" w:hAnsi="Times New Roman" w:cs="Times New Roman"/>
-          <w:sz w:val="28"/>
-          <w:szCs w:val="28"/>
-        </w:rPr>
-        <w:t>9  5</w:t>
-      </w:r>
-      <w:proofErr w:type="gramEnd"/>
+          <w:sz w:val="28"/>
+          <w:szCs w:val="28"/>
+        </w:rPr>
+        <w:t xml:space="preserve">        9  6            2  5                                        1  2  0          9  5</w:t>
+      </w:r>
     </w:p>
     <w:p>
       <w:pPr>
@@ -14345,4 +13747,16 @@
     </a:ext>
   </a:extLst>
 </a:theme>
+</file>
+
+<file path=customXml/item1.xml><?xml version="1.0" encoding="utf-8"?>
+<b:Sources xmlns:b="http://schemas.openxmlformats.org/officeDocument/2006/bibliography" xmlns="http://schemas.openxmlformats.org/officeDocument/2006/bibliography" SelectedStyle="\APASixthEditionOfficeOnline.xsl" StyleName="APA" Version="6"/>
+</file>
+
+<file path=customXml/itemProps1.xml><?xml version="1.0" encoding="utf-8"?>
+<ds:datastoreItem xmlns:ds="http://schemas.openxmlformats.org/officeDocument/2006/customXml" ds:itemID="{51B7669D-E9AB-48D0-B0BB-B4472BA77450}">
+  <ds:schemaRefs>
+    <ds:schemaRef ds:uri="http://schemas.openxmlformats.org/officeDocument/2006/bibliography"/>
+  </ds:schemaRefs>
+</ds:datastoreItem>
 </file>